--- a/docs/demo/AUDIT_REPORT.docx
+++ b/docs/demo/AUDIT_REPORT.docx
@@ -246,7 +246,7 @@
                 <w:i w:val="0"/>
                 <w:sz w:val="18"/>
               </w:rPr>
-              <w:t xml:space="preserve"> · 85.6 s · 1920x1080 · 30 fps · silent</w:t>
+              <w:t xml:space="preserve"> · 88.4 s · 1920x1080 · 30 fps · silent</w:t>
             </w:r>
           </w:p>
         </w:tc>
@@ -288,7 +288,7 @@
                 <w:i w:val="0"/>
                 <w:sz w:val="18"/>
               </w:rPr>
-              <w:t>2026-10-14 14:43</w:t>
+              <w:t>2026-10-14 19:03</w:t>
             </w:r>
           </w:p>
         </w:tc>
@@ -328,7 +328,7 @@
                 <w:i w:val="0"/>
                 <w:sz w:val="18"/>
               </w:rPr>
-              <w:t>57 pass · 0 fail · 3 manual (of 60 figures)</w:t>
+              <w:t>60 pass · 0 fail · 1 manual (of 61 figures)</w:t>
             </w:r>
           </w:p>
         </w:tc>
@@ -370,7 +370,7 @@
                 <w:i w:val="0"/>
                 <w:sz w:val="18"/>
               </w:rPr>
-              <w:t>11 (A-01 to A-11)</w:t>
+              <w:t>12 (A-01 to A-12)</w:t>
             </w:r>
           </w:p>
         </w:tc>
@@ -442,7 +442,35 @@
           <w:i w:val="0"/>
           <w:sz w:val="15"/>
         </w:rPr>
-        <w:t>python3 docs/demo/source/tools/darkmap.py outputs docs/demo/source/assets</w:t>
+        <w:t>python3 docs/demo/source/tools/export_run.py outputs docs/demo/source/assets/run.json</w:t>
+      </w:r>
+    </w:p>
+    <w:p>
+      <w:pPr>
+        <w:spacing w:after="20"/>
+      </w:pPr>
+      <w:r>
+        <w:rPr>
+          <w:rFonts w:ascii="JetBrains Mono" w:hAnsi="JetBrains Mono" w:eastAsia="JetBrains Mono"/>
+          <w:b w:val="0"/>
+          <w:i w:val="0"/>
+          <w:sz w:val="15"/>
+        </w:rPr>
+        <w:t>python3 docs/demo/source/tools/inject_block.py docs/demo/source/assets/run.json docs/demo/source/compositions/s04-routes.html --block RUN --keys daily,frontier,points</w:t>
+      </w:r>
+    </w:p>
+    <w:p>
+      <w:pPr>
+        <w:spacing w:after="20"/>
+      </w:pPr>
+      <w:r>
+        <w:rPr>
+          <w:rFonts w:ascii="JetBrains Mono" w:hAnsi="JetBrains Mono" w:eastAsia="JetBrains Mono"/>
+          <w:b w:val="0"/>
+          <w:i w:val="0"/>
+          <w:sz w:val="15"/>
+        </w:rPr>
+        <w:t>python3 docs/demo/source/tools/make_end_plot.py outputs docs/demo/source/assets/end-frontier.png</w:t>
       </w:r>
     </w:p>
     <w:p>
@@ -2694,7 +2722,7 @@
                 <w:i w:val="0"/>
                 <w:sz w:val="14"/>
               </w:rPr>
-              <w:t>04, 06, 08</w:t>
+              <w:t>04, 06, 08, 09</w:t>
             </w:r>
           </w:p>
         </w:tc>
@@ -3473,7 +3501,7 @@
                 <w:i w:val="0"/>
                 <w:sz w:val="14"/>
               </w:rPr>
-              <w:t>186 rounds</w:t>
+              <w:t>186 boosting rounds</w:t>
             </w:r>
           </w:p>
         </w:tc>
@@ -3635,7 +3663,7 @@
                 <w:i w:val="0"/>
                 <w:sz w:val="14"/>
               </w:rPr>
-              <w:t>× 5 trees / 5-outcome softmax</w:t>
+              <w:t>5 outcomes at once</w:t>
             </w:r>
           </w:p>
         </w:tc>
@@ -3712,7 +3740,7 @@
                 <w:i w:val="0"/>
                 <w:sz w:val="14"/>
               </w:rPr>
-              <w:t>186 rounds x 5 = 930 trees</w:t>
+              <w:t>-</w:t>
             </w:r>
           </w:p>
         </w:tc>
@@ -3731,7 +3759,7 @@
                 <w:i w:val="0"/>
                 <w:sz w:val="14"/>
               </w:rPr>
-              <w:t>derived</w:t>
+              <w:t>direct</w:t>
             </w:r>
           </w:p>
         </w:tc>
@@ -4433,7 +4461,7 @@
                 <w:i w:val="0"/>
                 <w:sz w:val="14"/>
               </w:rPr>
-              <w:t>log-loss · classwise ECE · daily margin error · COD policy on true p · bootstrap 95% CI</w:t>
+              <w:t>how well the odds fit · daily margin error · COD rules scored on the true odds · 95% CI</w:t>
             </w:r>
           </w:p>
         </w:tc>
@@ -4595,7 +4623,7 @@
                 <w:i w:val="0"/>
                 <w:sz w:val="14"/>
               </w:rPr>
-              <w:t>4 date windows · train · stop · calib · test</w:t>
+              <w:t>4 date windows · train · tune · calibrate · test</w:t>
             </w:r>
           </w:p>
         </w:tc>
@@ -4753,7 +4781,7 @@
                 <w:i w:val="0"/>
                 <w:sz w:val="14"/>
               </w:rPr>
-              <w:t>expected vs realized daily margin (image)</w:t>
+              <w:t>SVG line chart</w:t>
             </w:r>
           </w:p>
         </w:tc>
@@ -4794,7 +4822,7 @@
                 <w:i w:val="0"/>
                 <w:sz w:val="11"/>
               </w:rPr>
-              <w:t>outputs/daily_margin.png via tools/darkmap.py</w:t>
+              <w:t>outputs/daily_margin.csv via tools/export_run.py -&gt; assets/run.json -&gt; RUN block in s04-routes.html</w:t>
             </w:r>
           </w:p>
         </w:tc>
@@ -4814,7 +4842,7 @@
                 <w:i w:val="0"/>
                 <w:sz w:val="14"/>
               </w:rPr>
-              <w:t>-</w:t>
+              <w:t>realized, class priors, gbm + isotonic, gbm class-weighted, raw, peak</w:t>
             </w:r>
           </w:p>
         </w:tc>
@@ -4834,7 +4862,7 @@
                 <w:i w:val="0"/>
                 <w:sz w:val="14"/>
               </w:rPr>
-              <w:t>-</w:t>
+              <w:t>values rounded to whole units; drawn, not retyped</w:t>
             </w:r>
           </w:p>
         </w:tc>
@@ -4874,7 +4902,7 @@
                 <w:i w:val="0"/>
                 <w:sz w:val="14"/>
               </w:rPr>
-              <w:t>manual: Image of the repo's own figure, colour-inverted to dark; legend redrawn because the original legend was painted over.</w:t>
+              <w:t>✓ verified</w:t>
             </w:r>
           </w:p>
         </w:tc>
@@ -5555,7 +5583,7 @@
                 <w:i w:val="0"/>
                 <w:sz w:val="14"/>
               </w:rPr>
-              <w:t>margin gained against orders lost (image)</w:t>
+              <w:t>SVG line chart, y clipped to -60k..+40k</w:t>
             </w:r>
           </w:p>
         </w:tc>
@@ -5594,7 +5622,7 @@
                 <w:i w:val="0"/>
                 <w:sz w:val="11"/>
               </w:rPr>
-              <w:t>outputs/policy_frontier.png via tools/darkmap.py</w:t>
+              <w:t>outputs/policy_frontier.csv, outputs/policy.csv via tools/export_run.py</w:t>
             </w:r>
           </w:p>
         </w:tc>
@@ -5613,7 +5641,7 @@
                 <w:i w:val="0"/>
                 <w:sz w:val="14"/>
               </w:rPr>
-              <w:t>-</w:t>
+              <w:t>orders_lost, margin_change per ranking; policy rows</w:t>
             </w:r>
           </w:p>
         </w:tc>
@@ -5632,7 +5660,7 @@
                 <w:i w:val="0"/>
                 <w:sz w:val="14"/>
               </w:rPr>
-              <w:t>-</w:t>
+              <w:t>same symlog x-axis as plots.py (linear below 100)</w:t>
             </w:r>
           </w:p>
         </w:tc>
@@ -5670,7 +5698,7 @@
                 <w:i w:val="0"/>
                 <w:sz w:val="14"/>
               </w:rPr>
-              <w:t>manual: Image of the repo's own figure, colour-inverted to dark, then zoomed 1.7x towards the top band; legend redrawn on the right.</w:t>
+              <w:t>✓ verified</w:t>
             </w:r>
           </w:p>
         </w:tc>
@@ -6033,7 +6061,7 @@
                 <w:i w:val="0"/>
                 <w:sz w:val="14"/>
               </w:rPr>
-              <w:t>15.5% of COD hidden</w:t>
+              <w:t>hidden on 15.5% of COD orders</w:t>
             </w:r>
           </w:p>
         </w:tc>
@@ -6214,7 +6242,7 @@
                 <w:i w:val="0"/>
                 <w:sz w:val="14"/>
               </w:rPr>
-              <w:t>06, 08</w:t>
+              <w:t>06, 08, 09</w:t>
             </w:r>
           </w:p>
         </w:tc>
@@ -7795,7 +7823,7 @@
                 <w:i w:val="0"/>
                 <w:sz w:val="14"/>
               </w:rPr>
-              <w:t>true p ceiling: +35,479</w:t>
+              <w:t>perfect model: +35,479</w:t>
             </w:r>
           </w:p>
         </w:tc>
@@ -8115,7 +8143,7 @@
                 <w:i w:val="0"/>
                 <w:sz w:val="14"/>
               </w:rPr>
-              <w:t>95% CI 21,580 to 27,556</w:t>
+              <w:t>95% CI: 21,580–27,556</w:t>
             </w:r>
           </w:p>
         </w:tc>
@@ -8273,7 +8301,7 @@
                 <w:i w:val="0"/>
                 <w:sz w:val="14"/>
               </w:rPr>
-              <w:t>0.7442</w:t>
+              <w:t>16.47×</w:t>
             </w:r>
           </w:p>
         </w:tc>
@@ -8334,7 +8362,7 @@
                 <w:i w:val="0"/>
                 <w:sz w:val="14"/>
               </w:rPr>
-              <w:t>model='class priors', log_loss</w:t>
+              <w:t>model='gbm class-weighted, raw', count_ratio_fraud</w:t>
             </w:r>
           </w:p>
         </w:tc>
@@ -8435,7 +8463,7 @@
                 <w:i w:val="0"/>
                 <w:sz w:val="14"/>
               </w:rPr>
-              <w:t>0.6475</w:t>
+              <w:t>3.80×</w:t>
             </w:r>
           </w:p>
         </w:tc>
@@ -8493,7 +8521,7 @@
                 <w:i w:val="0"/>
                 <w:sz w:val="14"/>
               </w:rPr>
-              <w:t>model='logistic, raw', log_loss</w:t>
+              <w:t>model='gbm class-weighted, raw', count_ratio_failed</w:t>
             </w:r>
           </w:p>
         </w:tc>
@@ -8593,7 +8621,7 @@
                 <w:i w:val="0"/>
                 <w:sz w:val="14"/>
               </w:rPr>
-              <w:t>0.6469</w:t>
+              <w:t>2.49×</w:t>
             </w:r>
           </w:p>
         </w:tc>
@@ -8654,7 +8682,7 @@
                 <w:i w:val="0"/>
                 <w:sz w:val="14"/>
               </w:rPr>
-              <w:t>model='gbm, raw', log_loss</w:t>
+              <w:t>model='gbm class-weighted, raw', count_ratio_returned</w:t>
             </w:r>
           </w:p>
         </w:tc>
@@ -8755,7 +8783,7 @@
                 <w:i w:val="0"/>
                 <w:sz w:val="14"/>
               </w:rPr>
-              <w:t>0.6478</w:t>
+              <w:t>1.12×</w:t>
             </w:r>
           </w:p>
         </w:tc>
@@ -8813,7 +8841,7 @@
                 <w:i w:val="0"/>
                 <w:sz w:val="14"/>
               </w:rPr>
-              <w:t>model='gbm + isotonic', log_loss</w:t>
+              <w:t>model='gbm + isotonic', count_ratio_fraud</w:t>
             </w:r>
           </w:p>
         </w:tc>
@@ -8913,7 +8941,7 @@
                 <w:i w:val="0"/>
                 <w:sz w:val="14"/>
               </w:rPr>
-              <w:t>0.6181</w:t>
+              <w:t>1.02×</w:t>
             </w:r>
           </w:p>
         </w:tc>
@@ -8974,7 +9002,7 @@
                 <w:i w:val="0"/>
                 <w:sz w:val="14"/>
               </w:rPr>
-              <w:t>model='true probabilities (ceiling)', log_loss</w:t>
+              <w:t>model='gbm + isotonic', count_ratio_failed</w:t>
             </w:r>
           </w:p>
         </w:tc>
@@ -9075,7 +9103,7 @@
                 <w:i w:val="0"/>
                 <w:sz w:val="14"/>
               </w:rPr>
-              <w:t>macro-F1 0.290 / 0.294</w:t>
+              <w:t>0.98×</w:t>
             </w:r>
           </w:p>
         </w:tc>
@@ -9133,7 +9161,7 @@
                 <w:i w:val="0"/>
                 <w:sz w:val="14"/>
               </w:rPr>
-              <w:t>macro_f1</w:t>
+              <w:t>model='gbm + isotonic', count_ratio_returned</w:t>
             </w:r>
           </w:p>
         </w:tc>
@@ -9233,7 +9261,7 @@
                 <w:i w:val="0"/>
                 <w:sz w:val="14"/>
               </w:rPr>
-              <w:t>ECE 0.0027 → 0.0035</w:t>
+              <w:t>64% of cash orders</w:t>
             </w:r>
           </w:p>
         </w:tc>
@@ -9274,7 +9302,7 @@
                 <w:i w:val="0"/>
                 <w:sz w:val="11"/>
               </w:rPr>
-              <w:t>outputs/metrics.csv</w:t>
+              <w:t>outputs/policy.csv</w:t>
             </w:r>
           </w:p>
         </w:tc>
@@ -9294,7 +9322,7 @@
                 <w:i w:val="0"/>
                 <w:sz w:val="14"/>
               </w:rPr>
-              <w:t>ece_mean</w:t>
+              <w:t>policy='margin rule, class-weighted gbm', blocked_share_of_cod (0.6393)</w:t>
             </w:r>
           </w:p>
         </w:tc>
@@ -9314,7 +9342,7 @@
                 <w:i w:val="0"/>
                 <w:sz w:val="14"/>
               </w:rPr>
-              <w:t>-</w:t>
+              <w:t>x 100</w:t>
             </w:r>
           </w:p>
         </w:tc>
@@ -9395,7 +9423,7 @@
                 <w:i w:val="0"/>
                 <w:sz w:val="14"/>
               </w:rPr>
-              <w:t>ECE 0.206 → 0.009</w:t>
+              <w:t>−168,782</w:t>
             </w:r>
           </w:p>
         </w:tc>
@@ -9434,7 +9462,7 @@
                 <w:i w:val="0"/>
                 <w:sz w:val="11"/>
               </w:rPr>
-              <w:t>outputs/metrics.csv</w:t>
+              <w:t>outputs/policy.csv</w:t>
             </w:r>
           </w:p>
         </w:tc>
@@ -9453,7 +9481,7 @@
                 <w:i w:val="0"/>
                 <w:sz w:val="14"/>
               </w:rPr>
-              <w:t>ece_mean (0.2063, 0.0093)</w:t>
+              <w:t>policy='margin rule, class-weighted gbm', margin_change</w:t>
             </w:r>
           </w:p>
         </w:tc>
@@ -9472,7 +9500,7 @@
                 <w:i w:val="0"/>
                 <w:sz w:val="14"/>
               </w:rPr>
-              <w:t>rounded to 3 decimals</w:t>
+              <w:t>-</w:t>
             </w:r>
           </w:p>
         </w:tc>
@@ -9553,7 +9581,7 @@
                 <w:i w:val="0"/>
                 <w:sz w:val="14"/>
               </w:rPr>
-              <w:t>bars 6 / 767 / 772 / 764 / 1000 px</w:t>
+              <w:t>bars 260 / 60 / 39 px (lesson) and 18 / 16 / 15 px (fix)</w:t>
             </w:r>
           </w:p>
         </w:tc>
@@ -9614,7 +9642,7 @@
                 <w:i w:val="0"/>
                 <w:sz w:val="14"/>
               </w:rPr>
-              <w:t>(0.7442 - log_loss) / (0.7442 - 0.6181) x 1000</w:t>
+              <w:t>count_ratio_* / max x 260</w:t>
             </w:r>
           </w:p>
         </w:tc>
@@ -9634,7 +9662,7 @@
                 <w:i w:val="0"/>
                 <w:sz w:val="14"/>
               </w:rPr>
-              <w:t>logistic 767, LightGBM 772, LightGBM + isotonic 764</w:t>
+              <w:t>round(ratio / 16.4749 x 260)</w:t>
             </w:r>
           </w:p>
         </w:tc>
@@ -9696,7 +9724,7 @@
                 <w:i w:val="0"/>
                 <w:sz w:val="11"/>
               </w:rPr>
-              <w:t>F-57</w:t>
+              <w:t>F-61</w:t>
             </w:r>
           </w:p>
         </w:tc>
@@ -9715,7 +9743,7 @@
                 <w:i w:val="0"/>
                 <w:sz w:val="14"/>
               </w:rPr>
-              <w:t>MIT</w:t>
+              <w:t>Ship the plain model, calibrated · PICKED · the weighted one is only a comparison</w:t>
             </w:r>
           </w:p>
         </w:tc>
@@ -9734,7 +9762,7 @@
                 <w:i w:val="0"/>
                 <w:sz w:val="14"/>
               </w:rPr>
-              <w:t>10</w:t>
+              <w:t>09</w:t>
             </w:r>
           </w:p>
         </w:tc>
@@ -9754,7 +9782,7 @@
                 <w:i w:val="0"/>
                 <w:sz w:val="11"/>
               </w:rPr>
-              <w:t>LICENSE line 1</w:t>
+              <w:t>src/order_margin/models.py:71; pipeline.py:122, 180, 203, 229, 252; tests/test_pipeline.py:24</w:t>
             </w:r>
           </w:p>
         </w:tc>
@@ -9853,7 +9881,7 @@
                 <w:i w:val="0"/>
                 <w:sz w:val="11"/>
               </w:rPr>
-              <w:t>F-58</w:t>
+              <w:t>F-57</w:t>
             </w:r>
           </w:p>
         </w:tc>
@@ -9873,7 +9901,7 @@
                 <w:i w:val="0"/>
                 <w:sz w:val="14"/>
               </w:rPr>
-              <w:t>about 2 min</w:t>
+              <w:t>MIT</w:t>
             </w:r>
           </w:p>
         </w:tc>
@@ -9914,7 +9942,7 @@
                 <w:i w:val="0"/>
                 <w:sz w:val="11"/>
               </w:rPr>
-              <w:t>README.md line 137</w:t>
+              <w:t>LICENSE line 1</w:t>
             </w:r>
           </w:p>
         </w:tc>
@@ -9934,7 +9962,7 @@
                 <w:i w:val="0"/>
                 <w:sz w:val="14"/>
               </w:rPr>
-              <w:t>'about 2 minutes on a laptop'</w:t>
+              <w:t>-</w:t>
             </w:r>
           </w:p>
         </w:tc>
@@ -10016,7 +10044,7 @@
                 <w:i w:val="0"/>
                 <w:sz w:val="11"/>
               </w:rPr>
-              <w:t>F-59</w:t>
+              <w:t>F-58</w:t>
             </w:r>
           </w:p>
         </w:tc>
@@ -10035,7 +10063,7 @@
                 <w:i w:val="0"/>
                 <w:sz w:val="14"/>
               </w:rPr>
-              <w:t>LightGBM · scikit-learn · pandas · Python</w:t>
+              <w:t>about 2 min</w:t>
             </w:r>
           </w:p>
         </w:tc>
@@ -10074,7 +10102,7 @@
                 <w:i w:val="0"/>
                 <w:sz w:val="11"/>
               </w:rPr>
-              <w:t>pyproject.toml dependencies</w:t>
+              <w:t>README.md line 137</w:t>
             </w:r>
           </w:p>
         </w:tc>
@@ -10093,7 +10121,7 @@
                 <w:i w:val="0"/>
                 <w:sz w:val="14"/>
               </w:rPr>
-              <w:t>lightgbm, scikit-learn, pandas</w:t>
+              <w:t>'about 2 minutes on a laptop'</w:t>
             </w:r>
           </w:p>
         </w:tc>
@@ -10173,6 +10201,169 @@
                 <w:i w:val="0"/>
                 <w:sz w:val="11"/>
               </w:rPr>
+              <w:t>F-59</w:t>
+            </w:r>
+          </w:p>
+        </w:tc>
+        <w:tc>
+          <w:tcPr>
+            <w:tcW w:type="dxa" w:w="1474"/>
+            <w:shd w:val="clear" w:color="auto" w:fill="F3F4F6"/>
+          </w:tcPr>
+          <w:p>
+            <w:pPr>
+              <w:spacing w:after="0"/>
+            </w:pPr>
+            <w:r/>
+            <w:r>
+              <w:rPr>
+                <w:b w:val="0"/>
+                <w:i w:val="0"/>
+                <w:sz w:val="14"/>
+              </w:rPr>
+              <w:t>LightGBM · scikit-learn · pandas · Python</w:t>
+            </w:r>
+          </w:p>
+        </w:tc>
+        <w:tc>
+          <w:tcPr>
+            <w:tcW w:type="dxa" w:w="624"/>
+            <w:shd w:val="clear" w:color="auto" w:fill="F3F4F6"/>
+          </w:tcPr>
+          <w:p>
+            <w:pPr>
+              <w:spacing w:after="0"/>
+            </w:pPr>
+            <w:r/>
+            <w:r>
+              <w:rPr>
+                <w:b w:val="0"/>
+                <w:i w:val="0"/>
+                <w:sz w:val="14"/>
+              </w:rPr>
+              <w:t>10</w:t>
+            </w:r>
+          </w:p>
+        </w:tc>
+        <w:tc>
+          <w:tcPr>
+            <w:tcW w:type="dxa" w:w="1701"/>
+            <w:shd w:val="clear" w:color="auto" w:fill="F3F4F6"/>
+          </w:tcPr>
+          <w:p>
+            <w:pPr>
+              <w:spacing w:after="0"/>
+            </w:pPr>
+            <w:r/>
+            <w:r>
+              <w:rPr>
+                <w:rFonts w:ascii="JetBrains Mono" w:hAnsi="JetBrains Mono" w:eastAsia="JetBrains Mono"/>
+                <w:b w:val="0"/>
+                <w:i w:val="0"/>
+                <w:sz w:val="11"/>
+              </w:rPr>
+              <w:t>pyproject.toml dependencies</w:t>
+            </w:r>
+          </w:p>
+        </w:tc>
+        <w:tc>
+          <w:tcPr>
+            <w:tcW w:type="dxa" w:w="1644"/>
+            <w:shd w:val="clear" w:color="auto" w:fill="F3F4F6"/>
+          </w:tcPr>
+          <w:p>
+            <w:pPr>
+              <w:spacing w:after="0"/>
+            </w:pPr>
+            <w:r/>
+            <w:r>
+              <w:rPr>
+                <w:b w:val="0"/>
+                <w:i w:val="0"/>
+                <w:sz w:val="14"/>
+              </w:rPr>
+              <w:t>lightgbm, scikit-learn, pandas</w:t>
+            </w:r>
+          </w:p>
+        </w:tc>
+        <w:tc>
+          <w:tcPr>
+            <w:tcW w:type="dxa" w:w="1644"/>
+            <w:shd w:val="clear" w:color="auto" w:fill="F3F4F6"/>
+          </w:tcPr>
+          <w:p>
+            <w:pPr>
+              <w:spacing w:after="0"/>
+            </w:pPr>
+            <w:r/>
+            <w:r>
+              <w:rPr>
+                <w:b w:val="0"/>
+                <w:i w:val="0"/>
+                <w:sz w:val="14"/>
+              </w:rPr>
+              <w:t>-</w:t>
+            </w:r>
+          </w:p>
+        </w:tc>
+        <w:tc>
+          <w:tcPr>
+            <w:tcW w:type="dxa" w:w="850"/>
+            <w:shd w:val="clear" w:color="auto" w:fill="F3F4F6"/>
+          </w:tcPr>
+          <w:p>
+            <w:pPr>
+              <w:spacing w:after="0"/>
+            </w:pPr>
+            <w:r/>
+            <w:r>
+              <w:rPr>
+                <w:b w:val="0"/>
+                <w:i w:val="0"/>
+                <w:sz w:val="14"/>
+              </w:rPr>
+              <w:t>direct</w:t>
+            </w:r>
+          </w:p>
+        </w:tc>
+        <w:tc>
+          <w:tcPr>
+            <w:tcW w:type="dxa" w:w="1361"/>
+            <w:shd w:val="clear" w:color="auto" w:fill="F3F4F6"/>
+          </w:tcPr>
+          <w:p>
+            <w:pPr>
+              <w:spacing w:after="0"/>
+            </w:pPr>
+            <w:r/>
+            <w:r>
+              <w:rPr>
+                <w:b w:val="0"/>
+                <w:i w:val="0"/>
+                <w:sz w:val="14"/>
+              </w:rPr>
+              <w:t>✓ verified</w:t>
+            </w:r>
+          </w:p>
+        </w:tc>
+      </w:tr>
+      <w:tr>
+        <w:tc>
+          <w:tcPr>
+            <w:tcW w:type="dxa" w:w="567"/>
+          </w:tcPr>
+          <w:p>
+            <w:pPr>
+              <w:spacing w:after="0"/>
+            </w:pPr>
+            <w:r/>
+            <w:r>
+              <w:rPr>
+                <w:rFonts w:ascii="JetBrains Mono" w:hAnsi="JetBrains Mono" w:eastAsia="JetBrains Mono"/>
+                <w:b w:val="0"/>
+                <w:i w:val="0"/>
+                <w:sz w:val="11"/>
+              </w:rPr>
               <w:t>F-60</w:t>
             </w:r>
           </w:p>
@@ -10180,7 +10371,6 @@
         <w:tc>
           <w:tcPr>
             <w:tcW w:type="dxa" w:w="1474"/>
-            <w:shd w:val="clear" w:color="auto" w:fill="F3F4F6"/>
           </w:tcPr>
           <w:p>
             <w:pPr>
@@ -10200,7 +10390,6 @@
         <w:tc>
           <w:tcPr>
             <w:tcW w:type="dxa" w:w="624"/>
-            <w:shd w:val="clear" w:color="auto" w:fill="F3F4F6"/>
           </w:tcPr>
           <w:p>
             <w:pPr>
@@ -10220,7 +10409,6 @@
         <w:tc>
           <w:tcPr>
             <w:tcW w:type="dxa" w:w="1701"/>
-            <w:shd w:val="clear" w:color="auto" w:fill="F3F4F6"/>
           </w:tcPr>
           <w:p>
             <w:pPr>
@@ -10241,7 +10429,6 @@
         <w:tc>
           <w:tcPr>
             <w:tcW w:type="dxa" w:w="1644"/>
-            <w:shd w:val="clear" w:color="auto" w:fill="F3F4F6"/>
           </w:tcPr>
           <w:p>
             <w:pPr>
@@ -10261,7 +10448,6 @@
         <w:tc>
           <w:tcPr>
             <w:tcW w:type="dxa" w:w="1644"/>
-            <w:shd w:val="clear" w:color="auto" w:fill="F3F4F6"/>
           </w:tcPr>
           <w:p>
             <w:pPr>
@@ -10281,7 +10467,6 @@
         <w:tc>
           <w:tcPr>
             <w:tcW w:type="dxa" w:w="850"/>
-            <w:shd w:val="clear" w:color="auto" w:fill="F3F4F6"/>
           </w:tcPr>
           <w:p>
             <w:pPr>
@@ -10301,7 +10486,6 @@
         <w:tc>
           <w:tcPr>
             <w:tcW w:type="dxa" w:w="1361"/>
-            <w:shd w:val="clear" w:color="auto" w:fill="F3F4F6"/>
           </w:tcPr>
           <w:p>
             <w:pPr>
@@ -10330,7 +10514,7 @@
         <w:pStyle w:val="Heading2"/>
       </w:pPr>
       <w:r>
-        <w:t>2. Automated check run (2026-10-14 14:43)</w:t>
+        <w:t>2. Automated check run (2026-10-14 19:03)</w:t>
       </w:r>
     </w:p>
     <w:tbl>
@@ -12548,7 +12732,7 @@
                 <w:i w:val="0"/>
                 <w:sz w:val="12"/>
               </w:rPr>
-              <w:t>expected vs realized daily margin (image)</w:t>
+              <w:t>true</w:t>
             </w:r>
           </w:p>
         </w:tc>
@@ -12569,7 +12753,7 @@
                 <w:i w:val="0"/>
                 <w:sz w:val="12"/>
               </w:rPr>
-              <w:t>-</w:t>
+              <w:t>true</w:t>
             </w:r>
           </w:p>
         </w:tc>
@@ -12589,7 +12773,7 @@
                 <w:i w:val="0"/>
                 <w:sz w:val="15"/>
               </w:rPr>
-              <w:t>manual</w:t>
+              <w:t>✓ pass</w:t>
             </w:r>
           </w:p>
         </w:tc>
@@ -12963,7 +13147,7 @@
                 <w:i w:val="0"/>
                 <w:sz w:val="12"/>
               </w:rPr>
-              <w:t>margin gained against orders lost (image)</w:t>
+              <w:t>true</w:t>
             </w:r>
           </w:p>
         </w:tc>
@@ -12983,7 +13167,7 @@
                 <w:i w:val="0"/>
                 <w:sz w:val="12"/>
               </w:rPr>
-              <w:t>-</w:t>
+              <w:t>true</w:t>
             </w:r>
           </w:p>
         </w:tc>
@@ -13002,7 +13186,7 @@
                 <w:i w:val="0"/>
                 <w:sz w:val="15"/>
               </w:rPr>
-              <w:t>manual</w:t>
+              <w:t>✓ pass</w:t>
             </w:r>
           </w:p>
         </w:tc>
@@ -14291,7 +14475,7 @@
                 <w:i w:val="0"/>
                 <w:sz w:val="12"/>
               </w:rPr>
-              <w:t>21,580 to 27,556</w:t>
+              <w:t>21,580–27,556</w:t>
             </w:r>
           </w:p>
         </w:tc>
@@ -14311,7 +14495,7 @@
                 <w:i w:val="0"/>
                 <w:sz w:val="12"/>
               </w:rPr>
-              <w:t>21,580 to 27,556</w:t>
+              <w:t>21,580–27,556</w:t>
             </w:r>
           </w:p>
         </w:tc>
@@ -14374,7 +14558,7 @@
                 <w:i w:val="0"/>
                 <w:sz w:val="12"/>
               </w:rPr>
-              <w:t>0.7442</w:t>
+              <w:t>16.47×</w:t>
             </w:r>
           </w:p>
         </w:tc>
@@ -14395,7 +14579,7 @@
                 <w:i w:val="0"/>
                 <w:sz w:val="12"/>
               </w:rPr>
-              <w:t>0.7442</w:t>
+              <w:t>16.47×</w:t>
             </w:r>
           </w:p>
         </w:tc>
@@ -14457,7 +14641,7 @@
                 <w:i w:val="0"/>
                 <w:sz w:val="12"/>
               </w:rPr>
-              <w:t>0.6475</w:t>
+              <w:t>3.80×</w:t>
             </w:r>
           </w:p>
         </w:tc>
@@ -14477,7 +14661,7 @@
                 <w:i w:val="0"/>
                 <w:sz w:val="12"/>
               </w:rPr>
-              <w:t>0.6475</w:t>
+              <w:t>3.80×</w:t>
             </w:r>
           </w:p>
         </w:tc>
@@ -14540,7 +14724,7 @@
                 <w:i w:val="0"/>
                 <w:sz w:val="12"/>
               </w:rPr>
-              <w:t>0.6469</w:t>
+              <w:t>2.49×</w:t>
             </w:r>
           </w:p>
         </w:tc>
@@ -14561,7 +14745,7 @@
                 <w:i w:val="0"/>
                 <w:sz w:val="12"/>
               </w:rPr>
-              <w:t>0.6469</w:t>
+              <w:t>2.49×</w:t>
             </w:r>
           </w:p>
         </w:tc>
@@ -14623,7 +14807,7 @@
                 <w:i w:val="0"/>
                 <w:sz w:val="12"/>
               </w:rPr>
-              <w:t>0.6478</w:t>
+              <w:t>1.12×</w:t>
             </w:r>
           </w:p>
         </w:tc>
@@ -14643,7 +14827,7 @@
                 <w:i w:val="0"/>
                 <w:sz w:val="12"/>
               </w:rPr>
-              <w:t>0.6478</w:t>
+              <w:t>1.12×</w:t>
             </w:r>
           </w:p>
         </w:tc>
@@ -14706,7 +14890,7 @@
                 <w:i w:val="0"/>
                 <w:sz w:val="12"/>
               </w:rPr>
-              <w:t>0.6181</w:t>
+              <w:t>1.02×</w:t>
             </w:r>
           </w:p>
         </w:tc>
@@ -14727,7 +14911,7 @@
                 <w:i w:val="0"/>
                 <w:sz w:val="12"/>
               </w:rPr>
-              <w:t>0.6181</w:t>
+              <w:t>1.02×</w:t>
             </w:r>
           </w:p>
         </w:tc>
@@ -14789,7 +14973,7 @@
                 <w:i w:val="0"/>
                 <w:sz w:val="12"/>
               </w:rPr>
-              <w:t>0.290 / 0.294</w:t>
+              <w:t>0.98×</w:t>
             </w:r>
           </w:p>
         </w:tc>
@@ -14809,7 +14993,7 @@
                 <w:i w:val="0"/>
                 <w:sz w:val="12"/>
               </w:rPr>
-              <w:t>0.290 / 0.294</w:t>
+              <w:t>0.98×</w:t>
             </w:r>
           </w:p>
         </w:tc>
@@ -14872,7 +15056,7 @@
                 <w:i w:val="0"/>
                 <w:sz w:val="12"/>
               </w:rPr>
-              <w:t>0.0027 -&gt; 0.0035</w:t>
+              <w:t>64%</w:t>
             </w:r>
           </w:p>
         </w:tc>
@@ -14893,7 +15077,7 @@
                 <w:i w:val="0"/>
                 <w:sz w:val="12"/>
               </w:rPr>
-              <w:t>0.0027 -&gt; 0.0035</w:t>
+              <w:t>64%</w:t>
             </w:r>
           </w:p>
         </w:tc>
@@ -14955,7 +15139,7 @@
                 <w:i w:val="0"/>
                 <w:sz w:val="12"/>
               </w:rPr>
-              <w:t>0.206 -&gt; 0.009</w:t>
+              <w:t>-168,782</w:t>
             </w:r>
           </w:p>
         </w:tc>
@@ -14975,7 +15159,7 @@
                 <w:i w:val="0"/>
                 <w:sz w:val="12"/>
               </w:rPr>
-              <w:t>0.206 -&gt; 0.009</w:t>
+              <w:t>-168,782</w:t>
             </w:r>
           </w:p>
         </w:tc>
@@ -15101,7 +15285,7 @@
                 <w:i w:val="0"/>
                 <w:sz w:val="12"/>
               </w:rPr>
-              <w:t>F-57</w:t>
+              <w:t>F-61</w:t>
             </w:r>
           </w:p>
         </w:tc>
@@ -15183,7 +15367,7 @@
                 <w:i w:val="0"/>
                 <w:sz w:val="12"/>
               </w:rPr>
-              <w:t>F-58</w:t>
+              <w:t>F-57</w:t>
             </w:r>
           </w:p>
         </w:tc>
@@ -15267,7 +15451,7 @@
                 <w:i w:val="0"/>
                 <w:sz w:val="12"/>
               </w:rPr>
-              <w:t>F-59</w:t>
+              <w:t>F-58</w:t>
             </w:r>
           </w:p>
         </w:tc>
@@ -15349,6 +15533,90 @@
                 <w:i w:val="0"/>
                 <w:sz w:val="12"/>
               </w:rPr>
+              <w:t>F-59</w:t>
+            </w:r>
+          </w:p>
+        </w:tc>
+        <w:tc>
+          <w:tcPr>
+            <w:tcW w:type="dxa" w:w="3628"/>
+            <w:shd w:val="clear" w:color="auto" w:fill="F3F4F6"/>
+          </w:tcPr>
+          <w:p>
+            <w:pPr>
+              <w:spacing w:after="0"/>
+            </w:pPr>
+            <w:r/>
+            <w:r>
+              <w:rPr>
+                <w:rFonts w:ascii="JetBrains Mono" w:hAnsi="JetBrains Mono" w:eastAsia="JetBrains Mono"/>
+                <w:b w:val="0"/>
+                <w:i w:val="0"/>
+                <w:sz w:val="12"/>
+              </w:rPr>
+              <w:t>true</w:t>
+            </w:r>
+          </w:p>
+        </w:tc>
+        <w:tc>
+          <w:tcPr>
+            <w:tcW w:type="dxa" w:w="3628"/>
+            <w:shd w:val="clear" w:color="auto" w:fill="F3F4F6"/>
+          </w:tcPr>
+          <w:p>
+            <w:pPr>
+              <w:spacing w:after="0"/>
+            </w:pPr>
+            <w:r/>
+            <w:r>
+              <w:rPr>
+                <w:rFonts w:ascii="JetBrains Mono" w:hAnsi="JetBrains Mono" w:eastAsia="JetBrains Mono"/>
+                <w:b w:val="0"/>
+                <w:i w:val="0"/>
+                <w:sz w:val="12"/>
+              </w:rPr>
+              <w:t>true</w:t>
+            </w:r>
+          </w:p>
+        </w:tc>
+        <w:tc>
+          <w:tcPr>
+            <w:tcW w:type="dxa" w:w="1814"/>
+            <w:shd w:val="clear" w:color="auto" w:fill="F3F4F6"/>
+          </w:tcPr>
+          <w:p>
+            <w:pPr>
+              <w:spacing w:after="0"/>
+            </w:pPr>
+            <w:r/>
+            <w:r>
+              <w:rPr>
+                <w:b w:val="0"/>
+                <w:i w:val="0"/>
+                <w:sz w:val="15"/>
+              </w:rPr>
+              <w:t>✓ pass</w:t>
+            </w:r>
+          </w:p>
+        </w:tc>
+      </w:tr>
+      <w:tr>
+        <w:tc>
+          <w:tcPr>
+            <w:tcW w:type="dxa" w:w="794"/>
+          </w:tcPr>
+          <w:p>
+            <w:pPr>
+              <w:spacing w:after="0"/>
+            </w:pPr>
+            <w:r/>
+            <w:r>
+              <w:rPr>
+                <w:rFonts w:ascii="JetBrains Mono" w:hAnsi="JetBrains Mono" w:eastAsia="JetBrains Mono"/>
+                <w:b w:val="0"/>
+                <w:i w:val="0"/>
+                <w:sz w:val="12"/>
+              </w:rPr>
               <w:t>F-60</w:t>
             </w:r>
           </w:p>
@@ -15356,7 +15624,6 @@
         <w:tc>
           <w:tcPr>
             <w:tcW w:type="dxa" w:w="3628"/>
-            <w:shd w:val="clear" w:color="auto" w:fill="F3F4F6"/>
           </w:tcPr>
           <w:p>
             <w:pPr>
@@ -15377,7 +15644,6 @@
         <w:tc>
           <w:tcPr>
             <w:tcW w:type="dxa" w:w="3628"/>
-            <w:shd w:val="clear" w:color="auto" w:fill="F3F4F6"/>
           </w:tcPr>
           <w:p>
             <w:pPr>
@@ -15398,7 +15664,6 @@
         <w:tc>
           <w:tcPr>
             <w:tcW w:type="dxa" w:w="1814"/>
-            <w:shd w:val="clear" w:color="auto" w:fill="F3F4F6"/>
           </w:tcPr>
           <w:p>
             <w:pPr>
@@ -15733,7 +15998,7 @@
                 <w:i w:val="0"/>
                 <w:sz w:val="15"/>
               </w:rPr>
-              <w:t>F-13, F-14, F-21, F-32, F-33, F-34, F-39, F-40, F-41, F-44, F-45, F-46, F-47</w:t>
+              <w:t>F-13, F-14, F-21, F-32, F-33, F-34, F-39, F-40, F-41, F-44, F-45, F-46, F-47, F-54, F-55</w:t>
             </w:r>
           </w:p>
         </w:tc>
@@ -15753,7 +16018,7 @@
                 <w:i w:val="0"/>
                 <w:sz w:val="15"/>
               </w:rPr>
-              <w:t>slides 04, 05, 06, 07, 08</w:t>
+              <w:t>slides 04, 05, 06, 07, 08, 09</w:t>
             </w:r>
           </w:p>
         </w:tc>
@@ -15833,7 +16098,7 @@
                 <w:i w:val="0"/>
                 <w:sz w:val="15"/>
               </w:rPr>
-              <w:t>F-13, F-14, F-28, F-29, F-30, F-32, F-40, F-41, F-44, F-45, F-46, F-47</w:t>
+              <w:t>F-13, F-14, F-28, F-29, F-30, F-32, F-40, F-41, F-44, F-45, F-46, F-47, F-55</w:t>
             </w:r>
           </w:p>
         </w:tc>
@@ -15852,7 +16117,7 @@
                 <w:i w:val="0"/>
                 <w:sz w:val="15"/>
               </w:rPr>
-              <w:t>slides 04, 06, 07, 08</w:t>
+              <w:t>slides 04, 06, 07, 08, 09</w:t>
             </w:r>
           </w:p>
         </w:tc>
@@ -15936,7 +16201,7 @@
                 <w:i w:val="0"/>
                 <w:sz w:val="15"/>
               </w:rPr>
-              <w:t>F-20, F-23, F-25, F-27, F-28, F-29, F-35</w:t>
+              <w:t>F-20, F-23, F-25, F-27, F-28, F-29, F-35, F-48, F-49, F-50, F-51, F-52, F-53</w:t>
             </w:r>
           </w:p>
         </w:tc>
@@ -16139,7 +16404,7 @@
                 <w:i w:val="0"/>
                 <w:sz w:val="15"/>
               </w:rPr>
-              <w:t>F-13, F-14, F-32, F-40, F-44, F-45, F-46, F-47</w:t>
+              <w:t>F-13, F-14, F-32, F-40, F-44, F-45, F-46, F-47, F-55</w:t>
             </w:r>
           </w:p>
         </w:tc>
@@ -16159,7 +16424,7 @@
                 <w:i w:val="0"/>
                 <w:sz w:val="15"/>
               </w:rPr>
-              <w:t>slides 04, 06, 07, 08</w:t>
+              <w:t>slides 04, 06, 07, 08, 09</w:t>
             </w:r>
           </w:p>
         </w:tc>
@@ -16239,7 +16504,7 @@
                 <w:i w:val="0"/>
                 <w:sz w:val="15"/>
               </w:rPr>
-              <w:t>F-18, F-19, F-50, F-51</w:t>
+              <w:t>F-18, F-19, F-48, F-49, F-50, F-51, F-52, F-53</w:t>
             </w:r>
           </w:p>
         </w:tc>
@@ -16403,7 +16668,7 @@
                 <w:i w:val="0"/>
                 <w:sz w:val="15"/>
               </w:rPr>
-              <w:t>'Sale days' = days flagged is_peak: the November sale week (2025-11-21..29) plus 11.11. The dashed SALE WEEK box on slide 06 marks Nov 21-29 only.</w:t>
+              <w:t>'Sale days' = days flagged is_peak: the November sale week (2025-11-21..29) plus 11.11. Slide 06 shades all ten of them (label 'SALE DAYS (shaded)').</w:t>
             </w:r>
           </w:p>
         </w:tc>
@@ -16442,7 +16707,7 @@
                 <w:i w:val="0"/>
                 <w:sz w:val="15"/>
               </w:rPr>
-              <w:t>F-28, F-29, F-37</w:t>
+              <w:t>F-28, F-29, F-37, F-26</w:t>
             </w:r>
           </w:p>
         </w:tc>
@@ -16504,7 +16769,7 @@
                 <w:i w:val="0"/>
                 <w:sz w:val="15"/>
               </w:rPr>
-              <w:t>Video rounding: margins to whole units with thousands separators, percentages to 1 decimal (63% and 48% to whole numbers), log-loss to 4 decimals, macro-F1 and ECE as in report.md; '~470 a day' and 'about 2 min' are rounded labels.</w:t>
+              <w:t>Video rounding: margins to whole units with thousands separators, percentages to 1 decimal (63%, 48% and 64% to whole numbers), predicted/actual count ratios to 2 decimals; chart axes in thousands ('+20k'); '~470 a day' and 'about 2 min' are rounded labels.</w:t>
             </w:r>
           </w:p>
         </w:tc>
@@ -16545,7 +16810,7 @@
                 <w:i w:val="0"/>
                 <w:sz w:val="15"/>
               </w:rPr>
-              <w:t>F-05, F-07, F-09, F-22, F-28, F-29, F-34, F-44, F-55, F-58</w:t>
+              <w:t>F-05, F-07, F-09, F-22, F-28, F-29, F-34, F-44, F-48, F-49, F-50, F-51, F-52, F-53, F-54, F-58</w:t>
             </w:r>
           </w:p>
         </w:tc>
@@ -16665,6 +16930,110 @@
                 <w:sz w:val="15"/>
               </w:rPr>
               <w:t>slides 01</w:t>
+            </w:r>
+          </w:p>
+        </w:tc>
+      </w:tr>
+      <w:tr>
+        <w:tc>
+          <w:tcPr>
+            <w:tcW w:type="dxa" w:w="624"/>
+            <w:shd w:val="clear" w:color="auto" w:fill="F3F4F6"/>
+          </w:tcPr>
+          <w:p>
+            <w:pPr>
+              <w:spacing w:after="0"/>
+            </w:pPr>
+            <w:r/>
+            <w:r>
+              <w:rPr>
+                <w:rFonts w:ascii="JetBrains Mono" w:hAnsi="JetBrains Mono" w:eastAsia="JetBrains Mono"/>
+                <w:b w:val="0"/>
+                <w:i w:val="0"/>
+                <w:sz w:val="12"/>
+              </w:rPr>
+              <w:t>A-12</w:t>
+            </w:r>
+          </w:p>
+        </w:tc>
+        <w:tc>
+          <w:tcPr>
+            <w:tcW w:type="dxa" w:w="3515"/>
+            <w:shd w:val="clear" w:color="auto" w:fill="F3F4F6"/>
+          </w:tcPr>
+          <w:p>
+            <w:pPr>
+              <w:spacing w:after="0"/>
+            </w:pPr>
+            <w:r/>
+            <w:r>
+              <w:rPr>
+                <w:b w:val="0"/>
+                <w:i w:val="0"/>
+                <w:sz w:val="15"/>
+              </w:rPr>
+              <w:t>The shipped model is the plain (unweighted) LightGBM with an isotonic calibrator fitted on May-Aug 2025, a window the booster never trained or early-stopped on. The COD rule and the reported daily forecast use it; the class-weighted LightGBM is fitted only as a comparison, and a test requires that weighting breaks the margin forecast.</w:t>
+            </w:r>
+          </w:p>
+        </w:tc>
+        <w:tc>
+          <w:tcPr>
+            <w:tcW w:type="dxa" w:w="2494"/>
+            <w:shd w:val="clear" w:color="auto" w:fill="F3F4F6"/>
+          </w:tcPr>
+          <w:p>
+            <w:pPr>
+              <w:spacing w:after="0"/>
+            </w:pPr>
+            <w:r/>
+            <w:r>
+              <w:rPr>
+                <w:rFonts w:ascii="JetBrains Mono" w:hAnsi="JetBrains Mono" w:eastAsia="JetBrains Mono"/>
+                <w:b w:val="0"/>
+                <w:i w:val="0"/>
+                <w:sz w:val="12"/>
+              </w:rPr>
+              <w:t>src/order_margin/models.py:71 (class_weighted: bool = False); pipeline.py:122 (isotonic fitted on the calibration window), :180 (daily forecast columns), :203 (g_iso = gain_hat(gbm, iso['gbm'])), :205 and :229 (weighted model as a scored comparison), :252 (block_iso); tests/test_pipeline.py:24</w:t>
+            </w:r>
+          </w:p>
+        </w:tc>
+        <w:tc>
+          <w:tcPr>
+            <w:tcW w:type="dxa" w:w="2041"/>
+            <w:shd w:val="clear" w:color="auto" w:fill="F3F4F6"/>
+          </w:tcPr>
+          <w:p>
+            <w:pPr>
+              <w:spacing w:after="0"/>
+            </w:pPr>
+            <w:r/>
+            <w:r>
+              <w:rPr>
+                <w:b w:val="0"/>
+                <w:i w:val="0"/>
+                <w:sz w:val="15"/>
+              </w:rPr>
+              <w:t>F-48, F-49, F-50, F-51, F-52, F-53, F-54, F-55, F-61</w:t>
+            </w:r>
+          </w:p>
+        </w:tc>
+        <w:tc>
+          <w:tcPr>
+            <w:tcW w:type="dxa" w:w="1191"/>
+            <w:shd w:val="clear" w:color="auto" w:fill="F3F4F6"/>
+          </w:tcPr>
+          <w:p>
+            <w:pPr>
+              <w:spacing w:after="0"/>
+            </w:pPr>
+            <w:r/>
+            <w:r>
+              <w:rPr>
+                <w:b w:val="0"/>
+                <w:i w:val="0"/>
+                <w:sz w:val="15"/>
+              </w:rPr>
+              <w:t>slides 09</w:t>
             </w:r>
           </w:p>
         </w:tc>
@@ -16810,6 +17179,21 @@
           <w:color w:val="4B5563"/>
           <w:sz w:val="18"/>
         </w:rPr>
+        <w:t>Who ships cash-on-delivery (COD) orders, and the four ways a lost order costs them money.</w:t>
+      </w:r>
+    </w:p>
+    <w:p>
+      <w:pPr>
+        <w:spacing w:after="20"/>
+        <w:ind w:left="283"/>
+      </w:pPr>
+      <w:r>
+        <w:rPr>
+          <w:b w:val="0"/>
+          <w:i w:val="0"/>
+          <w:color w:val="4B5563"/>
+          <w:sz w:val="18"/>
+        </w:rPr>
         <w:t>WHO LIVES WITH THIS · Online marketplaces · Cash-on-delivery e-commerce · Finance &amp; checkout ops teams</w:t>
       </w:r>
     </w:p>
@@ -17294,7 +17678,7 @@
           <w:i w:val="0"/>
           <w:sz w:val="18"/>
         </w:rPr>
-        <w:t>To change this slide: Edit the chips (#ctx-c1..3) and cards (#ctx-k1..4) in compositions/s01-context.html.</w:t>
+        <w:t>To change this slide: Edit the subtitle (#ctx-sub), chips (#ctx-c1..3) and cards (#ctx-k1..4) in compositions/s01-context.html.</w:t>
       </w:r>
     </w:p>
     <w:p>
@@ -17318,7 +17702,7 @@
           <w:color w:val="4B5563"/>
           <w:sz w:val="18"/>
         </w:rPr>
-        <w:t xml:space="preserve">6.8-11.6 s · composition </w:t>
+        <w:t xml:space="preserve">6.8-12.0 s · composition </w:t>
       </w:r>
       <w:r>
         <w:rPr>
@@ -17409,6 +17793,21 @@
           <w:color w:val="4B5563"/>
           <w:sz w:val="18"/>
         </w:rPr>
+        <w:t>The project in one line: a marketplace where half the orders are paid in cash on delivery.</w:t>
+      </w:r>
+    </w:p>
+    <w:p>
+      <w:pPr>
+        <w:spacing w:after="20"/>
+        <w:ind w:left="283"/>
+      </w:pPr>
+      <w:r>
+        <w:rPr>
+          <w:b w:val="0"/>
+          <w:i w:val="0"/>
+          <w:color w:val="4B5563"/>
+          <w:sz w:val="18"/>
+        </w:rPr>
         <w:t>341,880 orders, 2 years. 48% paid in cash at the door. Five ways each one can end.</w:t>
       </w:r>
     </w:p>
@@ -17425,6 +17824,21 @@
           <w:sz w:val="18"/>
         </w:rPr>
         <w:t>~470 orders a day · 6 delivery zones, 2 remote · 1 in 5 orders is not delivered</w:t>
+      </w:r>
+    </w:p>
+    <w:p>
+      <w:pPr>
+        <w:spacing w:after="20"/>
+        <w:ind w:left="283"/>
+      </w:pPr>
+      <w:r>
+        <w:rPr>
+          <w:b w:val="0"/>
+          <w:i w:val="0"/>
+          <w:color w:val="4B5563"/>
+          <w:sz w:val="18"/>
+        </w:rPr>
+        <w:t>Not delivered = returned, cancelled, refused at the door, or a card payment disputed as fraud (a chargeback).</w:t>
       </w:r>
     </w:p>
     <w:p>
@@ -18378,7 +18792,7 @@
           <w:i w:val="0"/>
           <w:sz w:val="18"/>
         </w:rPr>
-        <w:t>To change this slide: Headline spans #hook-l1..l3 and chips #hook-f1..f3 in compositions/s02-hook.html; volumes come from scripts/generate_data.py (make data).</w:t>
+        <w:t>To change this slide: Headline spans #hook-l1..l3, chips #hook-f1..f3 and the definition #hook-def in compositions/s02-hook.html; volumes come from scripts/generate_data.py (make data).</w:t>
       </w:r>
     </w:p>
     <w:p>
@@ -18402,7 +18816,7 @@
           <w:color w:val="4B5563"/>
           <w:sz w:val="18"/>
         </w:rPr>
-        <w:t xml:space="preserve">11.3-19.3 s · composition </w:t>
+        <w:t xml:space="preserve">11.7-19.7 s · composition </w:t>
       </w:r>
       <w:r>
         <w:rPr>
@@ -18508,6 +18922,21 @@
           <w:color w:val="4B5563"/>
           <w:sz w:val="18"/>
         </w:rPr>
+        <w:t>Read left to right: predict how each order ends, price each ending in money, then decide on cash on delivery.</w:t>
+      </w:r>
+    </w:p>
+    <w:p>
+      <w:pPr>
+        <w:spacing w:after="20"/>
+        <w:ind w:left="283"/>
+      </w:pPr>
+      <w:r>
+        <w:rPr>
+          <w:b w:val="0"/>
+          <w:i w:val="0"/>
+          <w:color w:val="4B5563"/>
+          <w:sz w:val="18"/>
+        </w:rPr>
         <w:t>ORDERS basket, payment, history → [THE MODEL: PREDICT 5 ways it could end → CALIBRATE make the odds honest] → [THE MONEY: PRICE IT money made or lost in each case → DECIDE keep or hide cash on delivery] → PLAN OUT ✓ daily margin ✓ cash rules ✓ beats risk rule</w:t>
       </w:r>
     </w:p>
@@ -19151,7 +19580,7 @@
           <w:i w:val="0"/>
           <w:sz w:val="18"/>
         </w:rPr>
-        <w:t>To change this slide: Edit CONFIG in compositions/explainer.html; badge truth comes from F-11.</w:t>
+        <w:t>To change this slide: Edit CONFIG and #ex-a-sub in compositions/explainer.html; badge truth comes from F-11.</w:t>
       </w:r>
     </w:p>
     <w:p>
@@ -19175,7 +19604,7 @@
           <w:color w:val="4B5563"/>
           <w:sz w:val="18"/>
         </w:rPr>
-        <w:t xml:space="preserve">19.3-26.3 s · composition </w:t>
+        <w:t xml:space="preserve">19.7-26.7 s · composition </w:t>
       </w:r>
       <w:r>
         <w:rPr>
@@ -19281,6 +19710,21 @@
           <w:color w:val="4B5563"/>
           <w:sz w:val="18"/>
         </w:rPr>
+        <w:t>Two orders a risk score calls equally risky. Bars = margin each way; the longer bar wins.</w:t>
+      </w:r>
+    </w:p>
+    <w:p>
+      <w:pPr>
+        <w:spacing w:after="20"/>
+        <w:ind w:left="283"/>
+      </w:pPr>
+      <w:r>
+        <w:rPr>
+          <w:b w:val="0"/>
+          <w:i w:val="0"/>
+          <w:color w:val="4B5563"/>
+          <w:sz w:val="18"/>
+        </w:rPr>
         <w:t>Score each cash order twice — once as cash on delivery, once as a card order</w:t>
       </w:r>
     </w:p>
@@ -19326,7 +19770,7 @@
           <w:color w:val="4B5563"/>
           <w:sz w:val="18"/>
         </w:rPr>
-        <w:t>TWO RISKY CASH ORDERS · SCHEMATIC: Order A big basket, often refused (if cash &gt; if card × switch) KEEP CASH; Order B thin basket, often refused (if cash &lt; if card × switch) HIDE CASH. Same risk, opposite decisions. A risk score would block both.</w:t>
+        <w:t>TWO RISKY CASH ORDERS · SCHEMATIC: Order A big basket, often refused (if cash &gt; if card × switch %) KEEP CASH; Order B thin basket, often refused (if cash &lt; if card × switch %) HIDE CASH. Same risk, opposite decisions. A risk score would block both.</w:t>
       </w:r>
     </w:p>
     <w:p>
@@ -19341,7 +19785,7 @@
           <w:color w:val="4B5563"/>
           <w:sz w:val="18"/>
         </w:rPr>
-        <w:t>Test window: margin rule +22,258 vs risk score −2,113 at the same block rate (both scored on true probabilities).</w:t>
+        <w:t>Real test window, same number of orders blocked: margin rule +22,258, risk score −2,113.</w:t>
       </w:r>
     </w:p>
     <w:p>
@@ -19774,7 +20218,7 @@
           <w:color w:val="4B5563"/>
           <w:sz w:val="18"/>
         </w:rPr>
-        <w:t xml:space="preserve">26.0-40.0 s · composition </w:t>
+        <w:t xml:space="preserve">26.4-40.4 s · composition </w:t>
       </w:r>
       <w:r>
         <w:rPr>
@@ -19919,6 +20363,21 @@
           <w:color w:val="4B5563"/>
           <w:sz w:val="18"/>
         </w:rPr>
+        <w:t>Each box is a file in the repo. Data flows left to right and ends in one yes/no per cash-on-delivery order.</w:t>
+      </w:r>
+    </w:p>
+    <w:p>
+      <w:pPr>
+        <w:spacing w:after="20"/>
+        <w:ind w:left="283"/>
+      </w:pPr>
+      <w:r>
+        <w:rPr>
+          <w:b w:val="0"/>
+          <w:i w:val="0"/>
+          <w:color w:val="4B5563"/>
+          <w:sz w:val="18"/>
+        </w:rPr>
         <w:t>Layers: SOURCES · FEATURES · MODELS · CALIBRATION · DECISION · CONSUMERS</w:t>
       </w:r>
     </w:p>
@@ -19934,7 +20393,7 @@
           <w:color w:val="4B5563"/>
           <w:sz w:val="18"/>
         </w:rPr>
-        <w:t>config.py Time split (4 date windows) —train · stop · calib · test→ LightGBM</w:t>
+        <w:t>config.py Time split (4 date windows) —train · tune · calibrate · test→ LightGBM</w:t>
       </w:r>
     </w:p>
     <w:p>
@@ -19949,7 +20408,7 @@
           <w:color w:val="4B5563"/>
           <w:sz w:val="18"/>
         </w:rPr>
-        <w:t>generate.py Order history (341,880 orders, 2024–2025) —order rows→ features.py Features (23 columns, history ≥14 d old) —X · 23 cols→ models.py LightGBM (5-outcome softmax, 186 rounds × 5 trees) —raw p · n×5→ calibration.py Isotonic (1-vs-rest, fit May–Aug 25) —p · sums to 1→ economics.py E[margin] (Σ p × margin, as COD and card) —margin / day→ Finance</w:t>
+        <w:t>generate.py Order history (341,880 orders, 2024–2025) —order rows→ features.py Features (23 columns, history ≥14 d old) —inputs→ models.py LightGBM (5 outcomes at once, 186 boosting rounds) —5 odds→ calibration.py Calibrate (isotonic, fit May–Aug 25) —odds→ economics.py Margin (odds × money, as COD, as card) —margin / day→ Finance</w:t>
       </w:r>
     </w:p>
     <w:p>
@@ -19964,7 +20423,7 @@
           <w:color w:val="4B5563"/>
           <w:sz w:val="18"/>
         </w:rPr>
-        <w:t>features.py with_payment (COD → card): COD rows in, payment = card back into LightGBM (dotted, 2nd pass)</w:t>
+        <w:t>features.py Card version (same order, as card): COD rows in, payment = card back into LightGBM (dotted, 2nd pass)</w:t>
       </w:r>
     </w:p>
     <w:p>
@@ -19979,7 +20438,7 @@
           <w:color w:val="4B5563"/>
           <w:sz w:val="18"/>
         </w:rPr>
-        <w:t>config.py Margin table (fees · shipping) —margin per outcome→ E[margin]; E[cod] · E[card] → policy.py gain &gt; 0 ? (yes: hide COD → Checkout, COD on / off; no: keep COD (default))</w:t>
+        <w:t>config.py Margin table (fees · shipping) —margin per outcome→ Margin; COD vs card → policy.py gain &gt; 0 ? (yes: hide COD → Checkout, COD on / off; no: keep COD (default))</w:t>
       </w:r>
     </w:p>
     <w:p>
@@ -19994,7 +20453,7 @@
           <w:color w:val="4B5563"/>
           <w:sz w:val="18"/>
         </w:rPr>
-        <w:t>human input: Card switch (40% / 60%, assumed input) —conv→ gain &gt; 0 ?</w:t>
+        <w:t>human input: Card switch (40% / 60%, assumed input) —rate→ gain &gt; 0 ?</w:t>
       </w:r>
     </w:p>
     <w:p>
@@ -20009,7 +20468,7 @@
           <w:color w:val="4B5563"/>
           <w:sz w:val="18"/>
         </w:rPr>
-        <w:t>Ghost boxes (compared, not shipped): Platt (compared), Baselines (priors · logistic, class-weighted ✗); runtime 72.8 s pipeline run, offline batch</w:t>
+        <w:t>Ghost boxes (not shipped): Platt (compared), Baselines (averages · logistic, class-weighted ✗); runtime 72.8 s full run, offline batch</w:t>
       </w:r>
     </w:p>
     <w:p>
@@ -20024,7 +20483,7 @@
           <w:color w:val="4B5563"/>
           <w:sz w:val="18"/>
         </w:rPr>
-        <w:t>data/truth True p (scoring only) —true p only→ pipeline.py evaluation: Evaluation · test window Sep–Dec 2025 · 73,024 orders · log-loss · classwise ECE · daily margin error · COD policy on true p · bootstrap 95% CI → outputs/ (report.md)</w:t>
+        <w:t>data/truth True odds (scoring only) —true odds→ pipeline.py evaluation: Evaluation · test window Sep–Dec 2025 · 73,024 orders · how well the odds fit · daily margin error · COD rules scored on the true odds · 95% CI → outputs/ (report.md)</w:t>
       </w:r>
     </w:p>
     <w:p>
@@ -20039,7 +20498,7 @@
           <w:color w:val="4B5563"/>
           <w:sz w:val="18"/>
         </w:rPr>
-        <w:t>Legend: data store · config · decision · human input · compared, not shipped · batch flow · 2nd pass, as card · scoring only</w:t>
+        <w:t>Legend: data store · config · decision · human input · not shipped · data flow · as card · scoring only</w:t>
       </w:r>
     </w:p>
     <w:p>
@@ -20054,7 +20513,7 @@
           <w:color w:val="4B5563"/>
           <w:sz w:val="18"/>
         </w:rPr>
-        <w:t>CRITICAL PATH order rows → features → LightGBM → isotonic → E[margin] → gain &gt; 0 ? → checkout</w:t>
+        <w:t>CRITICAL PATH order rows → features → LightGBM → calibrate → expected margin → gain &gt; 0 ? → checkout</w:t>
       </w:r>
     </w:p>
     <w:p>
@@ -20777,7 +21236,7 @@
                 <w:i w:val="0"/>
                 <w:sz w:val="15"/>
               </w:rPr>
-              <w:t>186 rounds</w:t>
+              <w:t>186 boosting rounds</w:t>
             </w:r>
           </w:p>
         </w:tc>
@@ -20887,7 +21346,7 @@
                 <w:i w:val="0"/>
                 <w:sz w:val="15"/>
               </w:rPr>
-              <w:t>× 5 trees / 5-outcome softmax</w:t>
+              <w:t>5 outcomes at once</w:t>
             </w:r>
           </w:p>
         </w:tc>
@@ -20934,7 +21393,7 @@
                 <w:i w:val="0"/>
                 <w:sz w:val="15"/>
               </w:rPr>
-              <w:t>186 rounds x 5 = 930 trees</w:t>
+              <w:t>-</w:t>
             </w:r>
           </w:p>
         </w:tc>
@@ -21434,7 +21893,7 @@
                 <w:i w:val="0"/>
                 <w:sz w:val="15"/>
               </w:rPr>
-              <w:t>log-loss · classwise ECE · daily margin error · COD policy on true p · bootstrap 95% CI</w:t>
+              <w:t>how well the odds fit · daily margin error · COD rules scored on the true odds · 95% CI</w:t>
             </w:r>
           </w:p>
         </w:tc>
@@ -21544,7 +22003,7 @@
                 <w:i w:val="0"/>
                 <w:sz w:val="15"/>
               </w:rPr>
-              <w:t>4 date windows · train · stop · calib · test</w:t>
+              <w:t>4 date windows · train · tune · calibrate · test</w:t>
             </w:r>
           </w:p>
         </w:tc>
@@ -21687,6 +22146,20 @@
       </w:r>
     </w:p>
     <w:p>
+      <w:pPr>
+        <w:spacing w:after="20"/>
+        <w:ind w:left="283"/>
+      </w:pPr>
+      <w:r>
+        <w:rPr>
+          <w:b w:val="0"/>
+          <w:i w:val="0"/>
+          <w:sz w:val="18"/>
+        </w:rPr>
+        <w:t>• In the critical-path phase the other boxes dim to 75% opacity (text stays above 4.5:1).</w:t>
+      </w:r>
+    </w:p>
+    <w:p>
       <w:r>
         <w:rPr>
           <w:b w:val="0"/>
@@ -21717,7 +22190,7 @@
           <w:color w:val="4B5563"/>
           <w:sz w:val="18"/>
         </w:rPr>
-        <w:t xml:space="preserve">39.6-54.2 s · composition </w:t>
+        <w:t xml:space="preserve">40.0-54.6 s · composition </w:t>
       </w:r>
       <w:r>
         <w:rPr>
@@ -21727,7 +22200,7 @@
           <w:color w:val="4B5563"/>
           <w:sz w:val="15"/>
         </w:rPr>
-        <w:t>compositions/s04-routes.html; assets/plot-daily.png, assets/plot-frontier.png (from outputs/*.png via tools/darkmap.py)</w:t>
+        <w:t>compositions/s04-routes.html (RUN block from tools/export_run.py + tools/inject_block.py)</w:t>
       </w:r>
     </w:p>
     <w:p>
@@ -21862,7 +22335,7 @@
           <w:color w:val="4B5563"/>
           <w:sz w:val="18"/>
         </w:rPr>
-        <w:t>SALE WEEK (dashed box) · realized · LightGBM + isotonic · flat class rates · class-weighted LightGBM</w:t>
+        <w:t>Each line is one day's total margin. White is what really landed; the closer a line hugs it, the better.</w:t>
       </w:r>
     </w:p>
     <w:p>
@@ -21877,7 +22350,7 @@
           <w:color w:val="4B5563"/>
           <w:sz w:val="18"/>
         </w:rPr>
-        <w:t>Sale days: flat class rates miss the day's margin by 22.5%, LightGBM + isotonic by 4.3%. Class weighting forecasts a loss every day.</w:t>
+        <w:t>y: margin per day (−60k … +60k) · x: 1 Sep … 31 Dec · SALE DAYS (shaded)</w:t>
       </w:r>
     </w:p>
     <w:p>
@@ -21892,7 +22365,7 @@
           <w:color w:val="4B5563"/>
           <w:sz w:val="18"/>
         </w:rPr>
-        <w:t>Blocking COD: margin gained against orders lost.</w:t>
+        <w:t>what landed · LightGBM, calibrated · flat averages (finance today) · class-weighted LightGBM</w:t>
       </w:r>
     </w:p>
     <w:p>
@@ -21907,7 +22380,7 @@
           <w:color w:val="4B5563"/>
           <w:sz w:val="18"/>
         </w:rPr>
-        <w:t>rank by margin gain (model) · rank by risk score · rank by margin gain (true p)</w:t>
+        <w:t>On sale days, flat averages miss the day's margin by 22.5%, the calibrated LightGBM by 4.3%. Class weighting forecasts a loss every day.</w:t>
       </w:r>
     </w:p>
     <w:p>
@@ -21922,7 +22395,7 @@
           <w:color w:val="4B5563"/>
           <w:sz w:val="18"/>
         </w:rPr>
-        <w:t>Margin rule (15.5% of COD hidden) +22,258 · Risk score (same block rate) −2,113 · Block every COD (14,469 orders lost) −509,868</w:t>
+        <w:t>Hiding COD: margin gained against orders lost.</w:t>
       </w:r>
     </w:p>
     <w:p>
@@ -21937,7 +22410,7 @@
           <w:color w:val="4B5563"/>
           <w:sz w:val="18"/>
         </w:rPr>
-        <w:t>Decided by LightGBM + isotonic, scored on the generator's true probabilities.</w:t>
+        <w:t>Each curve hides COD from more orders, left to right. Higher is better; further right loses more orders.</w:t>
       </w:r>
     </w:p>
     <w:p>
@@ -21952,7 +22425,52 @@
           <w:color w:val="4B5563"/>
           <w:sz w:val="18"/>
         </w:rPr>
-        <w:t>x: orders lost (log) · y: margin change · 35,389 COD orders</w:t>
+        <w:t>x: orders lost: customers who do not switch to card (0, 100, 1,000, 10,000) · y: margin change (−60k … +40k) · points: margin rule, risk score, rule of thumb</w:t>
+      </w:r>
+    </w:p>
+    <w:p>
+      <w:pPr>
+        <w:spacing w:after="20"/>
+        <w:ind w:left="283"/>
+      </w:pPr>
+      <w:r>
+        <w:rPr>
+          <w:b w:val="0"/>
+          <w:i w:val="0"/>
+          <w:color w:val="4B5563"/>
+          <w:sz w:val="18"/>
+        </w:rPr>
+        <w:t>rank by margin gain (model) · rank by risk score · perfect knowledge (ceiling)</w:t>
+      </w:r>
+    </w:p>
+    <w:p>
+      <w:pPr>
+        <w:spacing w:after="20"/>
+        <w:ind w:left="283"/>
+      </w:pPr>
+      <w:r>
+        <w:rPr>
+          <w:b w:val="0"/>
+          <w:i w:val="0"/>
+          <w:color w:val="4B5563"/>
+          <w:sz w:val="18"/>
+        </w:rPr>
+        <w:t>Margin rule (hidden on 15.5% of COD orders) +22,258 · Risk score (same share hidden) −2,113 · Hide COD for all (14,469 orders lost) −509,868</w:t>
+      </w:r>
+    </w:p>
+    <w:p>
+      <w:pPr>
+        <w:spacing w:after="20"/>
+        <w:ind w:left="283"/>
+      </w:pPr>
+      <w:r>
+        <w:rPr>
+          <w:b w:val="0"/>
+          <w:i w:val="0"/>
+          <w:color w:val="4B5563"/>
+          <w:sz w:val="18"/>
+        </w:rPr>
+        <w:t>35,389 COD orders. Decided by the calibrated LightGBM, scored on the simulator's true odds.</w:t>
       </w:r>
     </w:p>
     <w:p>
@@ -22347,7 +22865,7 @@
                 <w:i w:val="0"/>
                 <w:sz w:val="15"/>
               </w:rPr>
-              <w:t>expected vs realized daily margin (image)</w:t>
+              <w:t>SVG line chart</w:t>
             </w:r>
           </w:p>
         </w:tc>
@@ -22367,7 +22885,7 @@
                 <w:i w:val="0"/>
                 <w:sz w:val="12"/>
               </w:rPr>
-              <w:t>outputs/daily_margin.png via tools/darkmap.py</w:t>
+              <w:t>outputs/daily_margin.csv via tools/export_run.py -&gt; assets/run.json -&gt; RUN block in s04-routes.html</w:t>
             </w:r>
             <w:r>
               <w:rPr>
@@ -22375,7 +22893,7 @@
                 <w:i w:val="0"/>
                 <w:sz w:val="15"/>
               </w:rPr>
-              <w:t xml:space="preserve"> · -</w:t>
+              <w:t xml:space="preserve"> · realized, class priors, gbm + isotonic, gbm class-weighted, raw, peak</w:t>
             </w:r>
           </w:p>
         </w:tc>
@@ -22394,7 +22912,7 @@
                 <w:i w:val="0"/>
                 <w:sz w:val="15"/>
               </w:rPr>
-              <w:t>-</w:t>
+              <w:t>values rounded to whole units; drawn, not retyped</w:t>
             </w:r>
           </w:p>
         </w:tc>
@@ -22413,7 +22931,7 @@
                 <w:i w:val="0"/>
                 <w:sz w:val="15"/>
               </w:rPr>
-              <w:t>manual</w:t>
+              <w:t>✓</w:t>
             </w:r>
           </w:p>
         </w:tc>
@@ -22894,7 +23412,7 @@
                 <w:i w:val="0"/>
                 <w:sz w:val="15"/>
               </w:rPr>
-              <w:t>margin gained against orders lost (image)</w:t>
+              <w:t>SVG line chart, y clipped to -60k..+40k</w:t>
             </w:r>
           </w:p>
         </w:tc>
@@ -22915,7 +23433,7 @@
                 <w:i w:val="0"/>
                 <w:sz w:val="12"/>
               </w:rPr>
-              <w:t>outputs/policy_frontier.png via tools/darkmap.py</w:t>
+              <w:t>outputs/policy_frontier.csv, outputs/policy.csv via tools/export_run.py</w:t>
             </w:r>
             <w:r>
               <w:rPr>
@@ -22923,7 +23441,7 @@
                 <w:i w:val="0"/>
                 <w:sz w:val="15"/>
               </w:rPr>
-              <w:t xml:space="preserve"> · -</w:t>
+              <w:t xml:space="preserve"> · orders_lost, margin_change per ranking; policy rows</w:t>
             </w:r>
           </w:p>
         </w:tc>
@@ -22943,7 +23461,7 @@
                 <w:i w:val="0"/>
                 <w:sz w:val="15"/>
               </w:rPr>
-              <w:t>-</w:t>
+              <w:t>same symlog x-axis as plots.py (linear below 100)</w:t>
             </w:r>
           </w:p>
         </w:tc>
@@ -22963,7 +23481,7 @@
                 <w:i w:val="0"/>
                 <w:sz w:val="15"/>
               </w:rPr>
-              <w:t>manual</w:t>
+              <w:t>✓</w:t>
             </w:r>
           </w:p>
         </w:tc>
@@ -23223,7 +23741,7 @@
                 <w:i w:val="0"/>
                 <w:sz w:val="15"/>
               </w:rPr>
-              <w:t>15.5% of COD hidden</w:t>
+              <w:t>hidden on 15.5% of COD orders</w:t>
             </w:r>
           </w:p>
         </w:tc>
@@ -23518,6 +24036,17 @@
       <w:pPr>
         <w:spacing w:after="40"/>
       </w:pPr>
+    </w:p>
+    <w:p>
+      <w:r>
+        <w:rPr>
+          <w:b w:val="0"/>
+          <w:i/>
+          <w:color w:val="4B5563"/>
+          <w:sz w:val="17"/>
+        </w:rPr>
+        <w:t>F-31 note: Curves leave the bottom of the chart; 'hide COD for all' (-509,868) is off the chart and shown in the panel.</w:t>
+      </w:r>
     </w:p>
     <w:p>
       <w:r>
@@ -23553,7 +24082,7 @@
           <w:i w:val="0"/>
           <w:sz w:val="18"/>
         </w:rPr>
-        <w:t>• Plots are the repo's real figures, colour-inverted to dark; legends are redrawn because the originals were painted over.</w:t>
+        <w:t>• Both charts are drawn as SVG from the repo's CSVs (F-26, F-31); no value is typed by hand.</w:t>
       </w:r>
     </w:p>
     <w:p>
@@ -23567,7 +24096,7 @@
           <w:i w:val="0"/>
           <w:sz w:val="18"/>
         </w:rPr>
-        <w:t>• The frontier zooms 1.7x towards its top band; the zoom crops the y tick labels.</w:t>
+        <w:t>• The frontier's y axis is clipped to −60k…+40k so the useful top band is readable; curves leave the bottom, and 'hide COD for all' is reported in the panel instead.</w:t>
       </w:r>
     </w:p>
     <w:p>
@@ -23577,7 +24106,7 @@
           <w:i w:val="0"/>
           <w:sz w:val="18"/>
         </w:rPr>
-        <w:t>To change this slide: Captions and counters in compositions/s04-routes.html; plots come from make run → outputs/daily_margin.png and outputs/policy_frontier.png, then tools/darkmap.py.</w:t>
+        <w:t>To change this slide: Re-run tools/export_run.py and tools/inject_block.py after make run; captions and panel text in compositions/s04-routes.html.</w:t>
       </w:r>
     </w:p>
     <w:p>
@@ -23601,7 +24130,7 @@
           <w:color w:val="4B5563"/>
           <w:sz w:val="18"/>
         </w:rPr>
-        <w:t xml:space="preserve">53.9-66.9 s · composition </w:t>
+        <w:t xml:space="preserve">54.3-67.3 s · composition </w:t>
       </w:r>
       <w:r>
         <w:rPr>
@@ -23693,6 +24222,21 @@
           <w:sz w:val="18"/>
         </w:rPr>
         <w:t>What the checkout ops lead gets</w:t>
+      </w:r>
+    </w:p>
+    <w:p>
+      <w:pPr>
+        <w:spacing w:after="20"/>
+        <w:ind w:left="283"/>
+      </w:pPr>
+      <w:r>
+        <w:rPr>
+          <w:b w:val="0"/>
+          <w:i w:val="0"/>
+          <w:color w:val="4B5563"/>
+          <w:sz w:val="18"/>
+        </w:rPr>
+        <w:t>Each row is one cash order on a sale-week day. GAIN = card margin × switch rate − COD margin; above 0 means hide COD.</w:t>
       </w:r>
     </w:p>
     <w:p>
@@ -24862,7 +25406,7 @@
           <w:color w:val="4B5563"/>
           <w:sz w:val="18"/>
         </w:rPr>
-        <w:t xml:space="preserve">66.6-75.4 s · composition </w:t>
+        <w:t xml:space="preserve">67.0-75.8 s · composition </w:t>
       </w:r>
       <w:r>
         <w:rPr>
@@ -24968,7 +25512,7 @@
           <w:color w:val="4B5563"/>
           <w:sz w:val="18"/>
         </w:rPr>
-        <w:t>DECISION +22,258 margin, COD margin rule · risk score: −2,113</w:t>
+        <w:t>Margin = profit after shipping, fees and losses, so higher is better. Forecast error: lower is better.</w:t>
       </w:r>
     </w:p>
     <w:p>
@@ -24983,7 +25527,7 @@
           <w:color w:val="4B5563"/>
           <w:sz w:val="18"/>
         </w:rPr>
-        <w:t>DECISION 63% of the gain a perfect model gets · true p ceiling: +35,479</w:t>
+        <w:t>DECISION +22,258 extra margin from the COD rule · risk score: −2,113</w:t>
       </w:r>
     </w:p>
     <w:p>
@@ -24998,7 +25542,7 @@
           <w:color w:val="4B5563"/>
           <w:sz w:val="18"/>
         </w:rPr>
-        <w:t>FORECAST 4.3% daily margin error, sale days · flat class rates: 22.5%</w:t>
+        <w:t>DECISION 63% of the gain a perfect model gets · perfect model: +35,479</w:t>
       </w:r>
     </w:p>
     <w:p>
@@ -25013,7 +25557,7 @@
           <w:color w:val="4B5563"/>
           <w:sz w:val="18"/>
         </w:rPr>
-        <w:t>EVALUATION +24,371 margin rule minus risk rule · 95% CI 21,580 to 27,556</w:t>
+        <w:t>FORECAST 4.3% forecast error per sale day · flat averages: 22.5%</w:t>
       </w:r>
     </w:p>
     <w:p>
@@ -25028,7 +25572,22 @@
           <w:color w:val="4B5563"/>
           <w:sz w:val="18"/>
         </w:rPr>
-        <w:t>73,024 test orders · 35,389 paid by COD · every policy scored on the generator's true probabilities</w:t>
+        <w:t>EVALUATION +24,371 better than ranking COD orders on risk · 95% CI: 21,580–27,556</w:t>
+      </w:r>
+    </w:p>
+    <w:p>
+      <w:pPr>
+        <w:spacing w:after="20"/>
+        <w:ind w:left="283"/>
+      </w:pPr>
+      <w:r>
+        <w:rPr>
+          <w:b w:val="0"/>
+          <w:i w:val="0"/>
+          <w:color w:val="4B5563"/>
+          <w:sz w:val="18"/>
+        </w:rPr>
+        <w:t>73,024 test orders, 35,389 paid by COD. Every rule is scored on the simulator's true odds. CI = 95% confidence range.</w:t>
       </w:r>
     </w:p>
     <w:p>
@@ -25970,7 +26529,7 @@
                 <w:i w:val="0"/>
                 <w:sz w:val="15"/>
               </w:rPr>
-              <w:t>true p ceiling: +35,479</w:t>
+              <w:t>perfect model: +35,479</w:t>
             </w:r>
           </w:p>
         </w:tc>
@@ -26189,7 +26748,7 @@
                 <w:i w:val="0"/>
                 <w:sz w:val="15"/>
               </w:rPr>
-              <w:t>95% CI 21,580 to 27,556</w:t>
+              <w:t>95% CI: 21,580–27,556</w:t>
             </w:r>
           </w:p>
         </w:tc>
@@ -26326,7 +26885,7 @@
         <w:pStyle w:val="Heading3"/>
       </w:pPr>
       <w:r>
-        <w:t>Slide 09: What didn't win</w:t>
+        <w:t>Slide 09: Lesson and fix</w:t>
       </w:r>
     </w:p>
     <w:p>
@@ -26337,7 +26896,7 @@
           <w:color w:val="4B5563"/>
           <w:sz w:val="18"/>
         </w:rPr>
-        <w:t xml:space="preserve">75.0-81.6 s · composition </w:t>
+        <w:t xml:space="preserve">75.4-84.4 s · composition </w:t>
       </w:r>
       <w:r>
         <w:rPr>
@@ -26413,7 +26972,7 @@
           <w:color w:val="4B5563"/>
           <w:sz w:val="18"/>
         </w:rPr>
-        <w:t>09 · WHAT DIDN'T WIN</w:t>
+        <w:t>09 · LESSON AND FIX</w:t>
       </w:r>
     </w:p>
     <w:p>
@@ -26428,7 +26987,7 @@
           <w:color w:val="4B5563"/>
           <w:sz w:val="18"/>
         </w:rPr>
-        <w:t>Boosting barely beat a logistic regression.</w:t>
+        <w:t>Weighting rare outcomes broke the margin. So I left it out.</w:t>
       </w:r>
     </w:p>
     <w:p>
@@ -26443,7 +27002,7 @@
           <w:color w:val="4B5563"/>
           <w:sz w:val="18"/>
         </w:rPr>
-        <w:t>Log-loss on 73,024 test orders, drawn as the gain over flat class rates (longer is better)</w:t>
+        <w:t>Predicted ÷ actual count of each bad outcome on 73,024 test orders. 1.00× is right; higher = false alarms.</w:t>
       </w:r>
     </w:p>
     <w:p>
@@ -26458,7 +27017,7 @@
           <w:color w:val="4B5563"/>
           <w:sz w:val="18"/>
         </w:rPr>
-        <w:t>Flat class rates (finance's averages) 0.7442 · Logistic regression (raw · macro-F1 0.290) 0.6475 · LightGBM (raw · macro-F1 0.294) 0.6469 · LightGBM + isotonic (ECE 0.0027 → 0.0035) 0.6478 · True probabilities (ceiling) 0.6181</w:t>
+        <w:t>THE LESSON · Weighting rare outcomes over-counts them · Class-weighted LightGBM, the usual rare-outcome fix · Fraud (card chargeback) 16.47× TRAP · Refused (at the door) 3.80× · Returned (sent back) 2.49×</w:t>
       </w:r>
     </w:p>
     <w:p>
@@ -26473,7 +27032,52 @@
           <w:color w:val="4B5563"/>
           <w:sz w:val="18"/>
         </w:rPr>
-        <w:t>Why: outcomes here are close to additive in log-odds, the shape logistic regression assumes. Isotonic only earned its place repairing class weighting (ECE 0.206 → 0.009).</w:t>
+        <w:t>Fed to the COD rule, it hides COD on 64% of cash orders: −168,782 margin.</w:t>
+      </w:r>
+    </w:p>
+    <w:p>
+      <w:pPr>
+        <w:spacing w:after="20"/>
+        <w:ind w:left="283"/>
+      </w:pPr>
+      <w:r>
+        <w:rPr>
+          <w:b w:val="0"/>
+          <w:i w:val="0"/>
+          <w:color w:val="4B5563"/>
+          <w:sz w:val="18"/>
+        </w:rPr>
+        <w:t>THE FIX, IN THE REPO · PICKED · Ship the plain model, calibrated · LightGBM, no weighting, calibrated on 4 unseen months · Fraud 1.12× · Refused 1.02× · Returned 0.98×</w:t>
+      </w:r>
+    </w:p>
+    <w:p>
+      <w:pPr>
+        <w:spacing w:after="20"/>
+        <w:ind w:left="283"/>
+      </w:pPr>
+      <w:r>
+        <w:rPr>
+          <w:b w:val="0"/>
+          <w:i w:val="0"/>
+          <w:color w:val="4B5563"/>
+          <w:sz w:val="18"/>
+        </w:rPr>
+        <w:t>The COD rule and the daily forecast run on this model; the weighted one is only a comparison.</w:t>
+      </w:r>
+    </w:p>
+    <w:p>
+      <w:pPr>
+        <w:spacing w:after="20"/>
+        <w:ind w:left="283"/>
+      </w:pPr>
+      <w:r>
+        <w:rPr>
+          <w:b w:val="0"/>
+          <w:i w:val="0"/>
+          <w:color w:val="4B5563"/>
+          <w:sz w:val="18"/>
+        </w:rPr>
+        <w:t>PAYOFF · COD rule on 35,389 cash orders: plain model +22,258 vs class-weighted −168,782</w:t>
       </w:r>
     </w:p>
     <w:p>
@@ -26630,7 +27234,7 @@
                 <w:i w:val="0"/>
                 <w:sz w:val="12"/>
               </w:rPr>
-              <w:t>F-23</w:t>
+              <w:t>F-13</w:t>
             </w:r>
           </w:p>
         </w:tc>
@@ -26649,7 +27253,7 @@
                 <w:i w:val="0"/>
                 <w:sz w:val="15"/>
               </w:rPr>
-              <w:t>73,024 orders</w:t>
+              <w:t>+22,258</w:t>
             </w:r>
           </w:p>
         </w:tc>
@@ -26669,7 +27273,7 @@
                 <w:i w:val="0"/>
                 <w:sz w:val="12"/>
               </w:rPr>
-              <w:t>outputs/results.json</w:t>
+              <w:t>outputs/policy.csv</w:t>
             </w:r>
             <w:r>
               <w:rPr>
@@ -26677,7 +27281,7 @@
                 <w:i w:val="0"/>
                 <w:sz w:val="15"/>
               </w:rPr>
-              <w:t xml:space="preserve"> · orders_test</w:t>
+              <w:t xml:space="preserve"> · policy='margin rule, gbm + isotonic', margin_change</w:t>
             </w:r>
           </w:p>
         </w:tc>
@@ -26738,7 +27342,7 @@
                 <w:i w:val="0"/>
                 <w:sz w:val="12"/>
               </w:rPr>
-              <w:t>F-48</w:t>
+              <w:t>F-23</w:t>
             </w:r>
           </w:p>
         </w:tc>
@@ -26758,7 +27362,7 @@
                 <w:i w:val="0"/>
                 <w:sz w:val="15"/>
               </w:rPr>
-              <w:t>0.7442</w:t>
+              <w:t>73,024 orders</w:t>
             </w:r>
           </w:p>
         </w:tc>
@@ -26779,7 +27383,7 @@
                 <w:i w:val="0"/>
                 <w:sz w:val="12"/>
               </w:rPr>
-              <w:t>outputs/metrics.csv</w:t>
+              <w:t>outputs/results.json</w:t>
             </w:r>
             <w:r>
               <w:rPr>
@@ -26787,7 +27391,7 @@
                 <w:i w:val="0"/>
                 <w:sz w:val="15"/>
               </w:rPr>
-              <w:t xml:space="preserve"> · model='class priors', log_loss</w:t>
+              <w:t xml:space="preserve"> · orders_test</w:t>
             </w:r>
           </w:p>
         </w:tc>
@@ -26849,7 +27453,7 @@
                 <w:i w:val="0"/>
                 <w:sz w:val="12"/>
               </w:rPr>
-              <w:t>F-49</w:t>
+              <w:t>F-35</w:t>
             </w:r>
           </w:p>
         </w:tc>
@@ -26868,7 +27472,7 @@
                 <w:i w:val="0"/>
                 <w:sz w:val="15"/>
               </w:rPr>
-              <w:t>0.6475</w:t>
+              <w:t>35,389 COD orders</w:t>
             </w:r>
           </w:p>
         </w:tc>
@@ -26888,7 +27492,7 @@
                 <w:i w:val="0"/>
                 <w:sz w:val="12"/>
               </w:rPr>
-              <w:t>outputs/metrics.csv</w:t>
+              <w:t>outputs/results.json</w:t>
             </w:r>
             <w:r>
               <w:rPr>
@@ -26896,7 +27500,7 @@
                 <w:i w:val="0"/>
                 <w:sz w:val="15"/>
               </w:rPr>
-              <w:t xml:space="preserve"> · model='logistic, raw', log_loss</w:t>
+              <w:t xml:space="preserve"> · cod_orders_test</w:t>
             </w:r>
           </w:p>
         </w:tc>
@@ -26957,7 +27561,7 @@
                 <w:i w:val="0"/>
                 <w:sz w:val="12"/>
               </w:rPr>
-              <w:t>F-50</w:t>
+              <w:t>F-48</w:t>
             </w:r>
           </w:p>
         </w:tc>
@@ -26977,7 +27581,7 @@
                 <w:i w:val="0"/>
                 <w:sz w:val="15"/>
               </w:rPr>
-              <w:t>0.6469</w:t>
+              <w:t>16.47×</w:t>
             </w:r>
           </w:p>
         </w:tc>
@@ -27006,7 +27610,7 @@
                 <w:i w:val="0"/>
                 <w:sz w:val="15"/>
               </w:rPr>
-              <w:t xml:space="preserve"> · model='gbm, raw', log_loss</w:t>
+              <w:t xml:space="preserve"> · model='gbm class-weighted, raw', count_ratio_fraud</w:t>
             </w:r>
           </w:p>
         </w:tc>
@@ -27068,7 +27672,7 @@
                 <w:i w:val="0"/>
                 <w:sz w:val="12"/>
               </w:rPr>
-              <w:t>F-51</w:t>
+              <w:t>F-49</w:t>
             </w:r>
           </w:p>
         </w:tc>
@@ -27087,7 +27691,7 @@
                 <w:i w:val="0"/>
                 <w:sz w:val="15"/>
               </w:rPr>
-              <w:t>0.6478</w:t>
+              <w:t>3.80×</w:t>
             </w:r>
           </w:p>
         </w:tc>
@@ -27115,7 +27719,7 @@
                 <w:i w:val="0"/>
                 <w:sz w:val="15"/>
               </w:rPr>
-              <w:t xml:space="preserve"> · model='gbm + isotonic', log_loss</w:t>
+              <w:t xml:space="preserve"> · model='gbm class-weighted, raw', count_ratio_failed</w:t>
             </w:r>
           </w:p>
         </w:tc>
@@ -27176,7 +27780,7 @@
                 <w:i w:val="0"/>
                 <w:sz w:val="12"/>
               </w:rPr>
-              <w:t>F-52</w:t>
+              <w:t>F-50</w:t>
             </w:r>
           </w:p>
         </w:tc>
@@ -27196,7 +27800,7 @@
                 <w:i w:val="0"/>
                 <w:sz w:val="15"/>
               </w:rPr>
-              <w:t>0.6181</w:t>
+              <w:t>2.49×</w:t>
             </w:r>
           </w:p>
         </w:tc>
@@ -27225,7 +27829,7 @@
                 <w:i w:val="0"/>
                 <w:sz w:val="15"/>
               </w:rPr>
-              <w:t xml:space="preserve"> · model='true probabilities (ceiling)', log_loss</w:t>
+              <w:t xml:space="preserve"> · model='gbm class-weighted, raw', count_ratio_returned</w:t>
             </w:r>
           </w:p>
         </w:tc>
@@ -27287,7 +27891,7 @@
                 <w:i w:val="0"/>
                 <w:sz w:val="12"/>
               </w:rPr>
-              <w:t>F-53</w:t>
+              <w:t>F-51</w:t>
             </w:r>
           </w:p>
         </w:tc>
@@ -27306,7 +27910,7 @@
                 <w:i w:val="0"/>
                 <w:sz w:val="15"/>
               </w:rPr>
-              <w:t>macro-F1 0.290 / 0.294</w:t>
+              <w:t>1.12×</w:t>
             </w:r>
           </w:p>
         </w:tc>
@@ -27334,7 +27938,7 @@
                 <w:i w:val="0"/>
                 <w:sz w:val="15"/>
               </w:rPr>
-              <w:t xml:space="preserve"> · macro_f1</w:t>
+              <w:t xml:space="preserve"> · model='gbm + isotonic', count_ratio_fraud</w:t>
             </w:r>
           </w:p>
         </w:tc>
@@ -27395,7 +27999,7 @@
                 <w:i w:val="0"/>
                 <w:sz w:val="12"/>
               </w:rPr>
-              <w:t>F-54</w:t>
+              <w:t>F-52</w:t>
             </w:r>
           </w:p>
         </w:tc>
@@ -27415,7 +28019,7 @@
                 <w:i w:val="0"/>
                 <w:sz w:val="15"/>
               </w:rPr>
-              <w:t>ECE 0.0027 → 0.0035</w:t>
+              <w:t>1.02×</w:t>
             </w:r>
           </w:p>
         </w:tc>
@@ -27444,7 +28048,7 @@
                 <w:i w:val="0"/>
                 <w:sz w:val="15"/>
               </w:rPr>
-              <w:t xml:space="preserve"> · ece_mean</w:t>
+              <w:t xml:space="preserve"> · model='gbm + isotonic', count_ratio_failed</w:t>
             </w:r>
           </w:p>
         </w:tc>
@@ -27506,7 +28110,7 @@
                 <w:i w:val="0"/>
                 <w:sz w:val="12"/>
               </w:rPr>
-              <w:t>F-55</w:t>
+              <w:t>F-53</w:t>
             </w:r>
           </w:p>
         </w:tc>
@@ -27525,7 +28129,7 @@
                 <w:i w:val="0"/>
                 <w:sz w:val="15"/>
               </w:rPr>
-              <w:t>ECE 0.206 → 0.009</w:t>
+              <w:t>0.98×</w:t>
             </w:r>
           </w:p>
         </w:tc>
@@ -27553,7 +28157,7 @@
                 <w:i w:val="0"/>
                 <w:sz w:val="15"/>
               </w:rPr>
-              <w:t xml:space="preserve"> · ece_mean (0.2063, 0.0093)</w:t>
+              <w:t xml:space="preserve"> · model='gbm + isotonic', count_ratio_returned</w:t>
             </w:r>
           </w:p>
         </w:tc>
@@ -27572,7 +28176,7 @@
                 <w:i w:val="0"/>
                 <w:sz w:val="15"/>
               </w:rPr>
-              <w:t>rounded to 3 decimals</w:t>
+              <w:t>-</w:t>
             </w:r>
           </w:p>
         </w:tc>
@@ -27614,6 +28218,225 @@
                 <w:i w:val="0"/>
                 <w:sz w:val="12"/>
               </w:rPr>
+              <w:t>F-54</w:t>
+            </w:r>
+          </w:p>
+        </w:tc>
+        <w:tc>
+          <w:tcPr>
+            <w:tcW w:type="dxa" w:w="1928"/>
+            <w:shd w:val="clear" w:color="auto" w:fill="F3F4F6"/>
+          </w:tcPr>
+          <w:p>
+            <w:pPr>
+              <w:spacing w:after="0"/>
+            </w:pPr>
+            <w:r/>
+            <w:r>
+              <w:rPr>
+                <w:b w:val="0"/>
+                <w:i w:val="0"/>
+                <w:sz w:val="15"/>
+              </w:rPr>
+              <w:t>64% of cash orders</w:t>
+            </w:r>
+          </w:p>
+        </w:tc>
+        <w:tc>
+          <w:tcPr>
+            <w:tcW w:type="dxa" w:w="3402"/>
+            <w:shd w:val="clear" w:color="auto" w:fill="F3F4F6"/>
+          </w:tcPr>
+          <w:p>
+            <w:pPr>
+              <w:spacing w:after="0"/>
+            </w:pPr>
+            <w:r/>
+            <w:r>
+              <w:rPr>
+                <w:rFonts w:ascii="JetBrains Mono" w:hAnsi="JetBrains Mono" w:eastAsia="JetBrains Mono"/>
+                <w:b w:val="0"/>
+                <w:i w:val="0"/>
+                <w:sz w:val="12"/>
+              </w:rPr>
+              <w:t>outputs/policy.csv</w:t>
+            </w:r>
+            <w:r>
+              <w:rPr>
+                <w:b w:val="0"/>
+                <w:i w:val="0"/>
+                <w:sz w:val="15"/>
+              </w:rPr>
+              <w:t xml:space="preserve"> · policy='margin rule, class-weighted gbm', blocked_share_of_cod (0.6393)</w:t>
+            </w:r>
+          </w:p>
+        </w:tc>
+        <w:tc>
+          <w:tcPr>
+            <w:tcW w:type="dxa" w:w="3061"/>
+            <w:shd w:val="clear" w:color="auto" w:fill="F3F4F6"/>
+          </w:tcPr>
+          <w:p>
+            <w:pPr>
+              <w:spacing w:after="0"/>
+            </w:pPr>
+            <w:r/>
+            <w:r>
+              <w:rPr>
+                <w:b w:val="0"/>
+                <w:i w:val="0"/>
+                <w:sz w:val="15"/>
+              </w:rPr>
+              <w:t>x 100</w:t>
+            </w:r>
+          </w:p>
+        </w:tc>
+        <w:tc>
+          <w:tcPr>
+            <w:tcW w:type="dxa" w:w="850"/>
+            <w:shd w:val="clear" w:color="auto" w:fill="F3F4F6"/>
+          </w:tcPr>
+          <w:p>
+            <w:pPr>
+              <w:spacing w:after="0"/>
+            </w:pPr>
+            <w:r/>
+            <w:r>
+              <w:rPr>
+                <w:b w:val="0"/>
+                <w:i w:val="0"/>
+                <w:sz w:val="15"/>
+              </w:rPr>
+              <w:t>✓</w:t>
+            </w:r>
+          </w:p>
+        </w:tc>
+      </w:tr>
+      <w:tr>
+        <w:tc>
+          <w:tcPr>
+            <w:tcW w:type="dxa" w:w="624"/>
+          </w:tcPr>
+          <w:p>
+            <w:pPr>
+              <w:spacing w:after="0"/>
+            </w:pPr>
+            <w:r/>
+            <w:r>
+              <w:rPr>
+                <w:rFonts w:ascii="JetBrains Mono" w:hAnsi="JetBrains Mono" w:eastAsia="JetBrains Mono"/>
+                <w:b w:val="0"/>
+                <w:i w:val="0"/>
+                <w:sz w:val="12"/>
+              </w:rPr>
+              <w:t>F-55</w:t>
+            </w:r>
+          </w:p>
+        </w:tc>
+        <w:tc>
+          <w:tcPr>
+            <w:tcW w:type="dxa" w:w="1928"/>
+          </w:tcPr>
+          <w:p>
+            <w:pPr>
+              <w:spacing w:after="0"/>
+            </w:pPr>
+            <w:r/>
+            <w:r>
+              <w:rPr>
+                <w:b w:val="0"/>
+                <w:i w:val="0"/>
+                <w:sz w:val="15"/>
+              </w:rPr>
+              <w:t>−168,782</w:t>
+            </w:r>
+          </w:p>
+        </w:tc>
+        <w:tc>
+          <w:tcPr>
+            <w:tcW w:type="dxa" w:w="3402"/>
+          </w:tcPr>
+          <w:p>
+            <w:pPr>
+              <w:spacing w:after="0"/>
+            </w:pPr>
+            <w:r/>
+            <w:r>
+              <w:rPr>
+                <w:rFonts w:ascii="JetBrains Mono" w:hAnsi="JetBrains Mono" w:eastAsia="JetBrains Mono"/>
+                <w:b w:val="0"/>
+                <w:i w:val="0"/>
+                <w:sz w:val="12"/>
+              </w:rPr>
+              <w:t>outputs/policy.csv</w:t>
+            </w:r>
+            <w:r>
+              <w:rPr>
+                <w:b w:val="0"/>
+                <w:i w:val="0"/>
+                <w:sz w:val="15"/>
+              </w:rPr>
+              <w:t xml:space="preserve"> · policy='margin rule, class-weighted gbm', margin_change</w:t>
+            </w:r>
+          </w:p>
+        </w:tc>
+        <w:tc>
+          <w:tcPr>
+            <w:tcW w:type="dxa" w:w="3061"/>
+          </w:tcPr>
+          <w:p>
+            <w:pPr>
+              <w:spacing w:after="0"/>
+            </w:pPr>
+            <w:r/>
+            <w:r>
+              <w:rPr>
+                <w:b w:val="0"/>
+                <w:i w:val="0"/>
+                <w:sz w:val="15"/>
+              </w:rPr>
+              <w:t>-</w:t>
+            </w:r>
+          </w:p>
+        </w:tc>
+        <w:tc>
+          <w:tcPr>
+            <w:tcW w:type="dxa" w:w="850"/>
+          </w:tcPr>
+          <w:p>
+            <w:pPr>
+              <w:spacing w:after="0"/>
+            </w:pPr>
+            <w:r/>
+            <w:r>
+              <w:rPr>
+                <w:b w:val="0"/>
+                <w:i w:val="0"/>
+                <w:sz w:val="15"/>
+              </w:rPr>
+              <w:t>✓</w:t>
+            </w:r>
+          </w:p>
+        </w:tc>
+      </w:tr>
+      <w:tr>
+        <w:tc>
+          <w:tcPr>
+            <w:tcW w:type="dxa" w:w="624"/>
+            <w:shd w:val="clear" w:color="auto" w:fill="F3F4F6"/>
+          </w:tcPr>
+          <w:p>
+            <w:pPr>
+              <w:spacing w:after="0"/>
+            </w:pPr>
+            <w:r/>
+            <w:r>
+              <w:rPr>
+                <w:rFonts w:ascii="JetBrains Mono" w:hAnsi="JetBrains Mono" w:eastAsia="JetBrains Mono"/>
+                <w:b w:val="0"/>
+                <w:i w:val="0"/>
+                <w:sz w:val="12"/>
+              </w:rPr>
               <w:t>F-56</w:t>
             </w:r>
           </w:p>
@@ -27634,7 +28457,7 @@
                 <w:i w:val="0"/>
                 <w:sz w:val="15"/>
               </w:rPr>
-              <w:t>bars 6 / 767 / 772 / 764 / 1000 px</w:t>
+              <w:t>bars 260 / 60 / 39 px (lesson) and 18 / 16 / 15 px (fix)</w:t>
             </w:r>
           </w:p>
         </w:tc>
@@ -27663,7 +28486,7 @@
                 <w:i w:val="0"/>
                 <w:sz w:val="15"/>
               </w:rPr>
-              <w:t xml:space="preserve"> · (0.7442 - log_loss) / (0.7442 - 0.6181) x 1000</w:t>
+              <w:t xml:space="preserve"> · count_ratio_* / max x 260</w:t>
             </w:r>
           </w:p>
         </w:tc>
@@ -27683,7 +28506,7 @@
                 <w:i w:val="0"/>
                 <w:sz w:val="15"/>
               </w:rPr>
-              <w:t>logistic 767, LightGBM 772, LightGBM + isotonic 764</w:t>
+              <w:t>round(ratio / 16.4749 x 260)</w:t>
             </w:r>
           </w:p>
         </w:tc>
@@ -27691,6 +28514,113 @@
           <w:tcPr>
             <w:tcW w:type="dxa" w:w="850"/>
             <w:shd w:val="clear" w:color="auto" w:fill="F3F4F6"/>
+          </w:tcPr>
+          <w:p>
+            <w:pPr>
+              <w:spacing w:after="0"/>
+            </w:pPr>
+            <w:r/>
+            <w:r>
+              <w:rPr>
+                <w:b w:val="0"/>
+                <w:i w:val="0"/>
+                <w:sz w:val="15"/>
+              </w:rPr>
+              <w:t>✓</w:t>
+            </w:r>
+          </w:p>
+        </w:tc>
+      </w:tr>
+      <w:tr>
+        <w:tc>
+          <w:tcPr>
+            <w:tcW w:type="dxa" w:w="624"/>
+          </w:tcPr>
+          <w:p>
+            <w:pPr>
+              <w:spacing w:after="0"/>
+            </w:pPr>
+            <w:r/>
+            <w:r>
+              <w:rPr>
+                <w:rFonts w:ascii="JetBrains Mono" w:hAnsi="JetBrains Mono" w:eastAsia="JetBrains Mono"/>
+                <w:b w:val="0"/>
+                <w:i w:val="0"/>
+                <w:sz w:val="12"/>
+              </w:rPr>
+              <w:t>F-61</w:t>
+            </w:r>
+          </w:p>
+        </w:tc>
+        <w:tc>
+          <w:tcPr>
+            <w:tcW w:type="dxa" w:w="1928"/>
+          </w:tcPr>
+          <w:p>
+            <w:pPr>
+              <w:spacing w:after="0"/>
+            </w:pPr>
+            <w:r/>
+            <w:r>
+              <w:rPr>
+                <w:b w:val="0"/>
+                <w:i w:val="0"/>
+                <w:sz w:val="15"/>
+              </w:rPr>
+              <w:t>Ship the plain model, calibrated · PICKED · the weighted one is only a comparison</w:t>
+            </w:r>
+          </w:p>
+        </w:tc>
+        <w:tc>
+          <w:tcPr>
+            <w:tcW w:type="dxa" w:w="3402"/>
+          </w:tcPr>
+          <w:p>
+            <w:pPr>
+              <w:spacing w:after="0"/>
+            </w:pPr>
+            <w:r/>
+            <w:r>
+              <w:rPr>
+                <w:rFonts w:ascii="JetBrains Mono" w:hAnsi="JetBrains Mono" w:eastAsia="JetBrains Mono"/>
+                <w:b w:val="0"/>
+                <w:i w:val="0"/>
+                <w:sz w:val="12"/>
+              </w:rPr>
+              <w:t>src/order_margin/models.py:71; pipeline.py:122, 180, 203, 229, 252; tests/test_pipeline.py:24</w:t>
+            </w:r>
+            <w:r>
+              <w:rPr>
+                <w:b w:val="0"/>
+                <w:i w:val="0"/>
+                <w:sz w:val="15"/>
+              </w:rPr>
+              <w:t xml:space="preserve"> · -</w:t>
+            </w:r>
+          </w:p>
+        </w:tc>
+        <w:tc>
+          <w:tcPr>
+            <w:tcW w:type="dxa" w:w="3061"/>
+          </w:tcPr>
+          <w:p>
+            <w:pPr>
+              <w:spacing w:after="0"/>
+            </w:pPr>
+            <w:r/>
+            <w:r>
+              <w:rPr>
+                <w:b w:val="0"/>
+                <w:i w:val="0"/>
+                <w:sz w:val="15"/>
+              </w:rPr>
+              <w:t>-</w:t>
+            </w:r>
+          </w:p>
+        </w:tc>
+        <w:tc>
+          <w:tcPr>
+            <w:tcW w:type="dxa" w:w="850"/>
           </w:tcPr>
           <w:p>
             <w:pPr>
@@ -27718,21 +28648,10 @@
       <w:r>
         <w:rPr>
           <w:b w:val="0"/>
-          <w:i/>
-          <w:color w:val="4B5563"/>
-          <w:sz w:val="17"/>
-        </w:rPr>
-        <w:t>F-56 note: The flat-rates bar is a 6 px stub (its gain is zero by definition).</w:t>
-      </w:r>
-    </w:p>
-    <w:p>
-      <w:r>
-        <w:rPr>
-          <w:b w:val="0"/>
           <w:i w:val="0"/>
           <w:sz w:val="18"/>
         </w:rPr>
-        <w:t>Assumptions: A-01, A-07, A-10</w:t>
+        <w:t>Assumptions: A-02, A-03, A-06, A-07, A-10, A-12</w:t>
       </w:r>
     </w:p>
     <w:p>
@@ -27759,7 +28678,7 @@
           <w:i w:val="0"/>
           <w:sz w:val="18"/>
         </w:rPr>
-        <w:t>• Bar lengths: (0.7442 − log-loss) / (0.7442 − 0.6181) × 1,000 px (F-56).</w:t>
+        <w:t>• Bars use one shared scale, 16.47× = 260 px (F-56); bars are neutral grey on the lesson side and mint for the shipped model.</w:t>
       </w:r>
     </w:p>
     <w:p>
@@ -27769,7 +28688,7 @@
           <w:i w:val="0"/>
           <w:sz w:val="18"/>
         </w:rPr>
-        <w:t>To change this slide: Rows #twist-r1..r5 (bar widths are inline styles) in compositions/s06-twist.html.</w:t>
+        <w:t>To change this slide: Rows #twist-l1..l3 / #twist-r1..r3 (bar widths are inline styles) and the payoff strip in compositions/s06-twist.html.</w:t>
       </w:r>
     </w:p>
     <w:p>
@@ -27793,7 +28712,7 @@
           <w:color w:val="4B5563"/>
           <w:sz w:val="18"/>
         </w:rPr>
-        <w:t xml:space="preserve">81.2-85.6 s · composition </w:t>
+        <w:t xml:space="preserve">84.0-88.4 s · composition </w:t>
       </w:r>
       <w:r>
         <w:rPr>
@@ -27934,6 +28853,21 @@
     </w:p>
     <w:p>
       <w:pPr>
+        <w:spacing w:after="20"/>
+        <w:ind w:left="283"/>
+      </w:pPr>
+      <w:r>
+        <w:rPr>
+          <w:b w:val="0"/>
+          <w:i w:val="0"/>
+          <w:color w:val="4B5563"/>
+          <w:sz w:val="18"/>
+        </w:rPr>
+        <w:t>One command rebuilds every table the numbers in this video come from.</w:t>
+      </w:r>
+    </w:p>
+    <w:p>
+      <w:pPr>
         <w:spacing w:after="40"/>
       </w:pPr>
       <w:r>
@@ -28547,7 +29481,7 @@
           <w:i w:val="0"/>
           <w:sz w:val="18"/>
         </w:rPr>
-        <w:t>• Faded plot in the background is the policy frontier figure.</w:t>
+        <w:t>• Faded curves in the corner are the COD frontier from outputs/policy_frontier.csv, drawn without text by tools/make_end_plot.py.</w:t>
       </w:r>
     </w:p>
     <w:p>
@@ -28833,7 +29767,7 @@
                 <w:i w:val="0"/>
                 <w:sz w:val="15"/>
               </w:rPr>
-              <w:t>F-13, F-14, F-21, F-32, F-33, F-34, F-39, F-40, F-41, F-44, F-45, F-46, F-47</w:t>
+              <w:t>F-13, F-14, F-21, F-32, F-33, F-34, F-39, F-40, F-41, F-44, F-45, F-46, F-47, F-54, F-55</w:t>
             </w:r>
           </w:p>
         </w:tc>
@@ -28853,7 +29787,7 @@
                 <w:i w:val="0"/>
                 <w:sz w:val="15"/>
               </w:rPr>
-              <w:t>04, 05, 06, 07, 08</w:t>
+              <w:t>04, 05, 06, 07, 08, 09</w:t>
             </w:r>
           </w:p>
         </w:tc>
@@ -28934,7 +29868,7 @@
                 <w:i w:val="0"/>
                 <w:sz w:val="15"/>
               </w:rPr>
-              <w:t>F-13, F-14, F-28, F-29, F-30, F-32, F-40, F-41, F-44, F-45, F-46, F-47</w:t>
+              <w:t>F-13, F-14, F-28, F-29, F-30, F-32, F-40, F-41, F-44, F-45, F-46, F-47, F-55</w:t>
             </w:r>
           </w:p>
         </w:tc>
@@ -28953,7 +29887,7 @@
                 <w:i w:val="0"/>
                 <w:sz w:val="15"/>
               </w:rPr>
-              <w:t>04, 06, 07, 08</w:t>
+              <w:t>04, 06, 07, 08, 09</w:t>
             </w:r>
           </w:p>
         </w:tc>
@@ -29034,7 +29968,7 @@
                 <w:i w:val="0"/>
                 <w:sz w:val="15"/>
               </w:rPr>
-              <w:t>F-20, F-23, F-25, F-27, F-28, F-29, F-35</w:t>
+              <w:t>F-20, F-23, F-25, F-27, F-28, F-29, F-35, F-48, F-49, F-50, F-51, F-52, F-53</w:t>
             </w:r>
           </w:p>
         </w:tc>
@@ -29235,7 +30169,7 @@
                 <w:i w:val="0"/>
                 <w:sz w:val="15"/>
               </w:rPr>
-              <w:t>F-13, F-14, F-32, F-40, F-44, F-45, F-46, F-47</w:t>
+              <w:t>F-13, F-14, F-32, F-40, F-44, F-45, F-46, F-47, F-55</w:t>
             </w:r>
           </w:p>
         </w:tc>
@@ -29255,7 +30189,7 @@
                 <w:i w:val="0"/>
                 <w:sz w:val="15"/>
               </w:rPr>
-              <w:t>04, 06, 07, 08</w:t>
+              <w:t>04, 06, 07, 08, 09</w:t>
             </w:r>
           </w:p>
         </w:tc>
@@ -29336,7 +30270,7 @@
                 <w:i w:val="0"/>
                 <w:sz w:val="15"/>
               </w:rPr>
-              <w:t>F-18, F-19, F-50, F-51</w:t>
+              <w:t>F-18, F-19, F-48, F-49, F-50, F-51, F-52, F-53</w:t>
             </w:r>
           </w:p>
         </w:tc>
@@ -29537,7 +30471,7 @@
                 <w:i w:val="0"/>
                 <w:sz w:val="15"/>
               </w:rPr>
-              <w:t>F-28, F-29, F-37</w:t>
+              <w:t>F-28, F-29, F-37, F-26</w:t>
             </w:r>
           </w:p>
         </w:tc>
@@ -29617,7 +30551,7 @@
                 <w:i w:val="0"/>
                 <w:sz w:val="15"/>
               </w:rPr>
-              <w:t>A-10: Video rounding: margins to whole units with thousands separators, percentages to 1 decimal (63% and 48% to whole numbers), log-loss to 4 decimals, macro-F1 and ECE as in report</w:t>
+              <w:t>A-10: Video rounding: margins to whole units with thousands separators, percentages to 1 decimal (63%, 48% and 64% to whole numbers), predicted/actual count ratios to 2 decimals; chart axes in thousands ('+20k'); '~470 a day' and 'about 2 min' are rounded labels</w:t>
             </w:r>
           </w:p>
         </w:tc>
@@ -29637,7 +30571,7 @@
                 <w:i w:val="0"/>
                 <w:sz w:val="15"/>
               </w:rPr>
-              <w:t>F-05, F-07, F-09, F-22, F-28, F-29, F-34, F-44, F-55, F-58</w:t>
+              <w:t>F-05, F-07, F-09, F-22, F-28, F-29, F-34, F-44, F-48, F-49, F-50, F-51, F-52, F-53, F-54, F-58</w:t>
             </w:r>
           </w:p>
         </w:tc>
@@ -29797,6 +30731,109 @@
                 <w:sz w:val="15"/>
               </w:rPr>
               <w:t>hyperframes render</w:t>
+            </w:r>
+          </w:p>
+        </w:tc>
+      </w:tr>
+      <w:tr>
+        <w:tc>
+          <w:tcPr>
+            <w:tcW w:type="dxa" w:w="2494"/>
+            <w:shd w:val="clear" w:color="auto" w:fill="F3F4F6"/>
+          </w:tcPr>
+          <w:p>
+            <w:pPr>
+              <w:spacing w:after="0"/>
+            </w:pPr>
+            <w:r/>
+            <w:r>
+              <w:rPr>
+                <w:b w:val="0"/>
+                <w:i w:val="0"/>
+                <w:sz w:val="15"/>
+              </w:rPr>
+              <w:t>A-12: The shipped model is the plain (unweighted) LightGBM with an isotonic calibrator fitted on May-Aug 2025, a window the booster never trained or early-stopped on</w:t>
+            </w:r>
+          </w:p>
+        </w:tc>
+        <w:tc>
+          <w:tcPr>
+            <w:tcW w:type="dxa" w:w="2154"/>
+            <w:shd w:val="clear" w:color="auto" w:fill="F3F4F6"/>
+          </w:tcPr>
+          <w:p>
+            <w:pPr>
+              <w:spacing w:after="0"/>
+            </w:pPr>
+            <w:r/>
+            <w:r>
+              <w:rPr>
+                <w:b w:val="0"/>
+                <w:i w:val="0"/>
+                <w:sz w:val="15"/>
+              </w:rPr>
+              <w:t>F-48, F-49, F-50, F-51, F-52, F-53, F-54, F-55, F-61</w:t>
+            </w:r>
+          </w:p>
+        </w:tc>
+        <w:tc>
+          <w:tcPr>
+            <w:tcW w:type="dxa" w:w="1020"/>
+            <w:shd w:val="clear" w:color="auto" w:fill="F3F4F6"/>
+          </w:tcPr>
+          <w:p>
+            <w:pPr>
+              <w:spacing w:after="0"/>
+            </w:pPr>
+            <w:r/>
+            <w:r>
+              <w:rPr>
+                <w:b w:val="0"/>
+                <w:i w:val="0"/>
+                <w:sz w:val="15"/>
+              </w:rPr>
+              <w:t>09</w:t>
+            </w:r>
+          </w:p>
+        </w:tc>
+        <w:tc>
+          <w:tcPr>
+            <w:tcW w:type="dxa" w:w="2381"/>
+            <w:shd w:val="clear" w:color="auto" w:fill="F3F4F6"/>
+          </w:tcPr>
+          <w:p>
+            <w:pPr>
+              <w:spacing w:after="0"/>
+            </w:pPr>
+            <w:r/>
+            <w:r>
+              <w:rPr>
+                <w:rFonts w:ascii="JetBrains Mono" w:hAnsi="JetBrains Mono" w:eastAsia="JetBrains Mono"/>
+                <w:b w:val="0"/>
+                <w:i w:val="0"/>
+                <w:sz w:val="12"/>
+              </w:rPr>
+              <w:t>src/order_margin/pipeline.py:203; src/order_margin/models.py:71</w:t>
+            </w:r>
+          </w:p>
+        </w:tc>
+        <w:tc>
+          <w:tcPr>
+            <w:tcW w:type="dxa" w:w="1814"/>
+            <w:shd w:val="clear" w:color="auto" w:fill="F3F4F6"/>
+          </w:tcPr>
+          <w:p>
+            <w:pPr>
+              <w:spacing w:after="0"/>
+            </w:pPr>
+            <w:r/>
+            <w:r>
+              <w:rPr>
+                <w:b w:val="0"/>
+                <w:i w:val="0"/>
+                <w:sz w:val="15"/>
+              </w:rPr>
+              <w:t>make run</w:t>
             </w:r>
           </w:p>
         </w:tc>
@@ -29868,7 +30905,35 @@
           <w:i w:val="0"/>
           <w:sz w:val="19"/>
         </w:rPr>
-        <w:t>• 'Sale days' in the 22.5% / 4.3% figures include 11.11 as well as the Nov 21-29 sale week; the dashed box on slide 06 marks the sale week only (A-09).</w:t>
+        <w:t>• 'Sale days' in the 22.5% / 4.3% figures include 11.11 as well as the Nov 21-29 sale week; slide 06 shades all ten days (A-09).</w:t>
+      </w:r>
+    </w:p>
+    <w:p>
+      <w:pPr>
+        <w:spacing w:after="40"/>
+        <w:ind w:left="227"/>
+      </w:pPr>
+      <w:r>
+        <w:rPr>
+          <w:b w:val="0"/>
+          <w:i w:val="0"/>
+          <w:sz w:val="19"/>
+        </w:rPr>
+        <w:t>• Slide 09's payoff compares the class-weighted model without calibration (the repo's 'margin rule, class-weighted gbm') against the shipped LightGBM + isotonic. The plain booster without calibration scores +22,405 (outputs/policy.csv 'margin rule, uncalibrated gbm'), so the gap comes from the weighting, not from calibration.</w:t>
+      </w:r>
+    </w:p>
+    <w:p>
+      <w:pPr>
+        <w:spacing w:after="40"/>
+        <w:ind w:left="227"/>
+      </w:pPr>
+      <w:r>
+        <w:rPr>
+          <w:b w:val="0"/>
+          <w:i w:val="0"/>
+          <w:sz w:val="19"/>
+        </w:rPr>
+        <w:t>• Slide 09 no longer shows two narrower results the README still reports under 'What didn't win' and 'The result': LightGBM barely beats logistic regression (log-loss 0.6469 vs 0.6475), and isotonic calibration did nothing for the plain booster (ECE 0.0027 -&gt; 0.0035). Isotonic did repair the class-weighted model (ECE 0.206 -&gt; 0.009) but its margin stayed 4.2% off.</w:t>
       </w:r>
     </w:p>
     <w:p>
